--- a/InformeProyectoFinal.docx
+++ b/InformeProyectoFinal.docx
@@ -148,8 +148,13 @@
         <w:spacing w:after="80"/>
         <w:jc w:val="center"/>
       </w:pPr>
-      <w:r>
-        <w:t>Jhonatan Erazo Ceron</w:t>
+      <w:proofErr w:type="spellStart"/>
+      <w:r>
+        <w:t>Jhonatan</w:t>
+      </w:r>
+      <w:proofErr w:type="spellEnd"/>
+      <w:r>
+        <w:t xml:space="preserve"> Erazo Ceron</w:t>
       </w:r>
     </w:p>
     <w:p>
@@ -158,7 +163,15 @@
         <w:jc w:val="center"/>
       </w:pPr>
       <w:r>
-        <w:t>Cristian Garcia Trujillo</w:t>
+        <w:t xml:space="preserve">Cristian </w:t>
+      </w:r>
+      <w:proofErr w:type="spellStart"/>
+      <w:r>
+        <w:t>Garcia</w:t>
+      </w:r>
+      <w:proofErr w:type="spellEnd"/>
+      <w:r>
+        <w:t xml:space="preserve"> Trujillo</w:t>
       </w:r>
     </w:p>
     <w:p>
@@ -556,7 +569,32 @@
           <w:sz w:val="20"/>
           <w:szCs w:val="20"/>
         </w:rPr>
-        <w:t>1. Eliminación de delay() (no bloqueante)</w:t>
+        <w:t xml:space="preserve">1. Eliminación de </w:t>
+      </w:r>
+      <w:proofErr w:type="spellStart"/>
+      <w:proofErr w:type="gramStart"/>
+      <w:r>
+        <w:rPr>
+          <w:sz w:val="20"/>
+          <w:szCs w:val="20"/>
+        </w:rPr>
+        <w:t>delay</w:t>
+      </w:r>
+      <w:proofErr w:type="spellEnd"/>
+      <w:r>
+        <w:rPr>
+          <w:sz w:val="20"/>
+          <w:szCs w:val="20"/>
+        </w:rPr>
+        <w:t>(</w:t>
+      </w:r>
+      <w:proofErr w:type="gramEnd"/>
+      <w:r>
+        <w:rPr>
+          <w:sz w:val="20"/>
+          <w:szCs w:val="20"/>
+        </w:rPr>
+        <w:t>) (no bloqueante)</w:t>
       </w:r>
       <w:r>
         <w:rPr>
@@ -580,7 +618,32 @@
           <w:sz w:val="20"/>
           <w:szCs w:val="20"/>
         </w:rPr>
-        <w:t>2. Uso limitado de millis() (solo para la hora)</w:t>
+        <w:t xml:space="preserve">2. Uso limitado de </w:t>
+      </w:r>
+      <w:proofErr w:type="spellStart"/>
+      <w:proofErr w:type="gramStart"/>
+      <w:r>
+        <w:rPr>
+          <w:sz w:val="20"/>
+          <w:szCs w:val="20"/>
+        </w:rPr>
+        <w:t>millis</w:t>
+      </w:r>
+      <w:proofErr w:type="spellEnd"/>
+      <w:r>
+        <w:rPr>
+          <w:sz w:val="20"/>
+          <w:szCs w:val="20"/>
+        </w:rPr>
+        <w:t>(</w:t>
+      </w:r>
+      <w:proofErr w:type="gramEnd"/>
+      <w:r>
+        <w:rPr>
+          <w:sz w:val="20"/>
+          <w:szCs w:val="20"/>
+        </w:rPr>
+        <w:t>) (solo para la hora)</w:t>
       </w:r>
       <w:r>
         <w:rPr>
@@ -652,7 +715,23 @@
           <w:sz w:val="20"/>
           <w:szCs w:val="20"/>
         </w:rPr>
-        <w:t>5. Bucles for con conteo decreciente</w:t>
+        <w:t xml:space="preserve">5. Bucles </w:t>
+      </w:r>
+      <w:proofErr w:type="spellStart"/>
+      <w:r>
+        <w:rPr>
+          <w:sz w:val="20"/>
+          <w:szCs w:val="20"/>
+        </w:rPr>
+        <w:t>for</w:t>
+      </w:r>
+      <w:proofErr w:type="spellEnd"/>
+      <w:r>
+        <w:rPr>
+          <w:sz w:val="20"/>
+          <w:szCs w:val="20"/>
+        </w:rPr>
+        <w:t xml:space="preserve"> con conteo decreciente</w:t>
       </w:r>
       <w:r>
         <w:rPr>
@@ -700,7 +779,23 @@
           <w:sz w:val="20"/>
           <w:szCs w:val="20"/>
         </w:rPr>
-        <w:t>7. Melodía y antirrebote convertidos en tareas</w:t>
+        <w:t xml:space="preserve">7. Melodía y </w:t>
+      </w:r>
+      <w:proofErr w:type="spellStart"/>
+      <w:r>
+        <w:rPr>
+          <w:sz w:val="20"/>
+          <w:szCs w:val="20"/>
+        </w:rPr>
+        <w:t>antirrebote</w:t>
+      </w:r>
+      <w:proofErr w:type="spellEnd"/>
+      <w:r>
+        <w:rPr>
+          <w:sz w:val="20"/>
+          <w:szCs w:val="20"/>
+        </w:rPr>
+        <w:t xml:space="preserve"> convertidos en tareas</w:t>
       </w:r>
       <w:r>
         <w:rPr>
@@ -718,12 +813,21 @@
         </w:tabs>
         <w:spacing w:after="40"/>
       </w:pPr>
+      <w:proofErr w:type="gramStart"/>
       <w:r>
         <w:rPr>
           <w:b/>
           <w:bCs/>
         </w:rPr>
-        <w:t>Link GitHub</w:t>
+        <w:t>Link</w:t>
+      </w:r>
+      <w:proofErr w:type="gramEnd"/>
+      <w:r>
+        <w:rPr>
+          <w:b/>
+          <w:bCs/>
+        </w:rPr>
+        <w:t xml:space="preserve"> GitHub</w:t>
       </w:r>
       <w:r>
         <w:tab/>
@@ -765,7 +869,15 @@
         <w:jc w:val="both"/>
       </w:pPr>
       <w:r>
-        <w:t>Este proyecto resuelve ese problema con una cerradura inteligente construida sobre un Arduino Mega 2560 que integra autenticación por tarjeta RFID y por clave numérica, control de acceso por perfiles y horarios, monitoreo ambiental y de intrusión, alarma sonora y visual, y un registro persistente de eventos en EEPROM. El reto de ingeniería es coordinar autenticación, actuadores, cuatro sensores e interfaz de usuario sin emplear esperas bloqueantes, de modo que el sistema permanezca siempre receptivo; esto se logra con una máquina de estados finita (FSM) apoyada en tareas asíncronas no bloqueantes (AsyncTaskLib).</w:t>
+        <w:t>Este proyecto resuelve ese problema con una cerradura inteligente construida sobre un Arduino Mega 2560 que integra autenticación por tarjeta RFID y por clave numérica, control de acceso por perfiles y horarios, monitoreo ambiental y de intrusión, alarma sonora y visual, y un registro persistente de eventos en EEPROM. El reto de ingeniería es coordinar autenticación, actuadores, cuatro sensores e interfaz de usuario sin emplear esperas bloqueantes, de modo que el sistema permanezca siempre receptivo; esto se logra con una máquina de estados finita (FSM) apoyada en tareas asíncronas no bloqueantes (</w:t>
+      </w:r>
+      <w:proofErr w:type="spellStart"/>
+      <w:r>
+        <w:t>AsyncTaskLib</w:t>
+      </w:r>
+      <w:proofErr w:type="spellEnd"/>
+      <w:r>
+        <w:t>).</w:t>
       </w:r>
     </w:p>
     <w:p>
@@ -843,7 +955,47 @@
           <w:sz w:val="18"/>
           <w:szCs w:val="18"/>
         </w:rPr>
-        <w:t>Figura 1. Diagrama general: entradas (teclado, RFID, botón y sensores), unidad central Arduino Mega 2560 y salidas (LCD, servo, LEDs y buzzer), con persistencia en EEPROM.</w:t>
+        <w:t xml:space="preserve">Figura 1. Diagrama general: entradas (teclado, RFID, botón y sensores), unidad central Arduino Mega 2560 y salidas (LCD, servo, </w:t>
+      </w:r>
+      <w:proofErr w:type="spellStart"/>
+      <w:r>
+        <w:rPr>
+          <w:i/>
+          <w:iCs/>
+          <w:sz w:val="18"/>
+          <w:szCs w:val="18"/>
+        </w:rPr>
+        <w:t>LEDs</w:t>
+      </w:r>
+      <w:proofErr w:type="spellEnd"/>
+      <w:r>
+        <w:rPr>
+          <w:i/>
+          <w:iCs/>
+          <w:sz w:val="18"/>
+          <w:szCs w:val="18"/>
+        </w:rPr>
+        <w:t xml:space="preserve"> y </w:t>
+      </w:r>
+      <w:proofErr w:type="spellStart"/>
+      <w:r>
+        <w:rPr>
+          <w:i/>
+          <w:iCs/>
+          <w:sz w:val="18"/>
+          <w:szCs w:val="18"/>
+        </w:rPr>
+        <w:t>buzzer</w:t>
+      </w:r>
+      <w:proofErr w:type="spellEnd"/>
+      <w:r>
+        <w:rPr>
+          <w:i/>
+          <w:iCs/>
+          <w:sz w:val="18"/>
+          <w:szCs w:val="18"/>
+        </w:rPr>
+        <w:t>), con persistencia en EEPROM.</w:t>
       </w:r>
     </w:p>
     <w:p>
@@ -908,7 +1060,33 @@
         <w:t xml:space="preserve">Control de acceso por horario: </w:t>
       </w:r>
       <w:r>
-        <w:t>cada perfil solo abre dentro de su franja horaria; el reloj se mantiene con millis() porque el Mega no tiene RTC, y este es el único uso permitido de millis() en el firmware.</w:t>
+        <w:t xml:space="preserve">cada perfil solo abre dentro de su franja horaria; el reloj se mantiene con </w:t>
+      </w:r>
+      <w:proofErr w:type="spellStart"/>
+      <w:proofErr w:type="gramStart"/>
+      <w:r>
+        <w:t>millis</w:t>
+      </w:r>
+      <w:proofErr w:type="spellEnd"/>
+      <w:r>
+        <w:t>(</w:t>
+      </w:r>
+      <w:proofErr w:type="gramEnd"/>
+      <w:r>
+        <w:t xml:space="preserve">) porque el Mega no tiene RTC, y este es el único uso permitido de </w:t>
+      </w:r>
+      <w:proofErr w:type="spellStart"/>
+      <w:proofErr w:type="gramStart"/>
+      <w:r>
+        <w:t>millis</w:t>
+      </w:r>
+      <w:proofErr w:type="spellEnd"/>
+      <w:r>
+        <w:t>(</w:t>
+      </w:r>
+      <w:proofErr w:type="gramEnd"/>
+      <w:r>
+        <w:t>) en el firmware.</w:t>
       </w:r>
     </w:p>
     <w:p>
@@ -993,7 +1171,15 @@
         <w:t xml:space="preserve">Alarma: </w:t>
       </w:r>
       <w:r>
-        <w:t>reproduce una melodía no bloqueante (riff de At Doom's Gate) y hace parpadear el LED rojo; tras 3 alarmas consecutivas pasa a gestión.</w:t>
+        <w:t xml:space="preserve">reproduce una melodía no bloqueante (riff de At </w:t>
+      </w:r>
+      <w:proofErr w:type="spellStart"/>
+      <w:r>
+        <w:t>Doom's</w:t>
+      </w:r>
+      <w:proofErr w:type="spellEnd"/>
+      <w:r>
+        <w:t xml:space="preserve"> Gate) y hace parpadear el LED rojo; tras 3 alarmas consecutivas pasa a gestión.</w:t>
       </w:r>
     </w:p>
     <w:p>
@@ -1035,7 +1221,23 @@
         <w:t xml:space="preserve">Interfaz de usuario: </w:t>
       </w:r>
       <w:r>
-        <w:t>LCD 16x2, teclado 4x4, LEDs indicadores, buzzer y un botón físico para navegar entre estados.</w:t>
+        <w:t xml:space="preserve">LCD 16x2, teclado 4x4, </w:t>
+      </w:r>
+      <w:proofErr w:type="spellStart"/>
+      <w:r>
+        <w:t>LEDs</w:t>
+      </w:r>
+      <w:proofErr w:type="spellEnd"/>
+      <w:r>
+        <w:t xml:space="preserve"> indicadores, </w:t>
+      </w:r>
+      <w:proofErr w:type="spellStart"/>
+      <w:r>
+        <w:t>buzzer</w:t>
+      </w:r>
+      <w:proofErr w:type="spellEnd"/>
+      <w:r>
+        <w:t xml:space="preserve"> y un botón físico para navegar entre estados.</w:t>
       </w:r>
     </w:p>
     <w:p>
@@ -1122,7 +1324,27 @@
           <w:sz w:val="18"/>
           <w:szCs w:val="18"/>
         </w:rPr>
-        <w:t>Figura 2. Máquina de estados del firmware (StateMachineLib). Condiciones de monitoreo compuestas con Y lógico.</w:t>
+        <w:t>Figura 2. Máquina de estados del firmware (</w:t>
+      </w:r>
+      <w:proofErr w:type="spellStart"/>
+      <w:r>
+        <w:rPr>
+          <w:i/>
+          <w:iCs/>
+          <w:sz w:val="18"/>
+          <w:szCs w:val="18"/>
+        </w:rPr>
+        <w:t>StateMachineLib</w:t>
+      </w:r>
+      <w:proofErr w:type="spellEnd"/>
+      <w:r>
+        <w:rPr>
+          <w:i/>
+          <w:iCs/>
+          <w:sz w:val="18"/>
+          <w:szCs w:val="18"/>
+        </w:rPr>
+        <w:t>). Condiciones de monitoreo compuestas con Y lógico.</w:t>
       </w:r>
     </w:p>
     <w:p>
@@ -1131,7 +1353,15 @@
         <w:jc w:val="both"/>
       </w:pPr>
       <w:r>
-        <w:t>El ciclo principal (loop) es no bloqueante: actualiza las tareas asíncronas, sondea teclado, botón y RFID, evalúa las alarmas pendientes y solo entonces ejecuta la transición de la FSM.</w:t>
+        <w:t>El ciclo principal (</w:t>
+      </w:r>
+      <w:proofErr w:type="spellStart"/>
+      <w:r>
+        <w:t>loop</w:t>
+      </w:r>
+      <w:proofErr w:type="spellEnd"/>
+      <w:r>
+        <w:t>) es no bloqueante: actualiza las tareas asíncronas, sondea teclado, botón y RFID, evalúa las alarmas pendientes y solo entonces ejecuta la transición de la FSM.</w:t>
       </w:r>
     </w:p>
     <w:p>
@@ -1196,7 +1426,38 @@
           <w:sz w:val="18"/>
           <w:szCs w:val="18"/>
         </w:rPr>
-        <w:t>Figura 3. Flujo real del loop(): secuencia no bloqueante que se repite indefinidamente.</w:t>
+        <w:t xml:space="preserve">Figura 3. Flujo real del </w:t>
+      </w:r>
+      <w:proofErr w:type="spellStart"/>
+      <w:proofErr w:type="gramStart"/>
+      <w:r>
+        <w:rPr>
+          <w:i/>
+          <w:iCs/>
+          <w:sz w:val="18"/>
+          <w:szCs w:val="18"/>
+        </w:rPr>
+        <w:t>loop</w:t>
+      </w:r>
+      <w:proofErr w:type="spellEnd"/>
+      <w:r>
+        <w:rPr>
+          <w:i/>
+          <w:iCs/>
+          <w:sz w:val="18"/>
+          <w:szCs w:val="18"/>
+        </w:rPr>
+        <w:t>(</w:t>
+      </w:r>
+      <w:proofErr w:type="gramEnd"/>
+      <w:r>
+        <w:rPr>
+          <w:i/>
+          <w:iCs/>
+          <w:sz w:val="18"/>
+          <w:szCs w:val="18"/>
+        </w:rPr>
+        <w:t>): secuencia no bloqueante que se repite indefinidamente.</w:t>
       </w:r>
     </w:p>
     <w:p>
@@ -1205,7 +1466,139 @@
         <w:jc w:val="both"/>
       </w:pPr>
       <w:r>
-        <w:t>Para evitar que un callback de tiempo modifique la FSM en un punto inseguro (reentrada), los temporizadores publican su evento en eventoProgramado y una tarea corta (taskAvanceAuto) lo traslada a eventoActual dentro del loop. Así toda transición se ejecuta en un punto seguro del ciclo principal.</w:t>
+        <w:t xml:space="preserve">Para evitar que un </w:t>
+      </w:r>
+      <w:proofErr w:type="spellStart"/>
+      <w:r>
+        <w:t>callback</w:t>
+      </w:r>
+      <w:proofErr w:type="spellEnd"/>
+      <w:r>
+        <w:t xml:space="preserve"> de tiempo modifique la FSM en un punto inseguro (reentrada), los temporizadores publican su evento en </w:t>
+      </w:r>
+      <w:proofErr w:type="spellStart"/>
+      <w:r>
+        <w:t>eventoProgramado</w:t>
+      </w:r>
+      <w:proofErr w:type="spellEnd"/>
+      <w:r>
+        <w:t xml:space="preserve"> y una tarea corta (</w:t>
+      </w:r>
+      <w:proofErr w:type="spellStart"/>
+      <w:r>
+        <w:t>taskAvanceAuto</w:t>
+      </w:r>
+      <w:proofErr w:type="spellEnd"/>
+      <w:r>
+        <w:t xml:space="preserve">) lo traslada a </w:t>
+      </w:r>
+      <w:proofErr w:type="spellStart"/>
+      <w:r>
+        <w:t>eventoActual</w:t>
+      </w:r>
+      <w:proofErr w:type="spellEnd"/>
+      <w:r>
+        <w:t xml:space="preserve"> dentro del </w:t>
+      </w:r>
+      <w:proofErr w:type="spellStart"/>
+      <w:r>
+        <w:t>loop</w:t>
+      </w:r>
+      <w:proofErr w:type="spellEnd"/>
+      <w:r>
+        <w:t>. Así toda transición se ejecuta en un punto seguro del ciclo principal.</w:t>
+      </w:r>
+    </w:p>
+    <w:p>
+      <w:pPr>
+        <w:spacing w:after="120" w:line="276" w:lineRule="auto"/>
+        <w:jc w:val="both"/>
+      </w:pPr>
+    </w:p>
+    <w:p>
+      <w:pPr>
+        <w:spacing w:after="120" w:line="276" w:lineRule="auto"/>
+        <w:jc w:val="both"/>
+      </w:pPr>
+    </w:p>
+    <w:p>
+      <w:pPr>
+        <w:spacing w:after="120" w:line="276" w:lineRule="auto"/>
+        <w:jc w:val="both"/>
+      </w:pPr>
+    </w:p>
+    <w:p>
+      <w:pPr>
+        <w:spacing w:after="120" w:line="276" w:lineRule="auto"/>
+        <w:jc w:val="both"/>
+      </w:pPr>
+    </w:p>
+    <w:p>
+      <w:pPr>
+        <w:spacing w:after="120" w:line="276" w:lineRule="auto"/>
+        <w:jc w:val="both"/>
+      </w:pPr>
+    </w:p>
+    <w:p>
+      <w:pPr>
+        <w:spacing w:after="120" w:line="276" w:lineRule="auto"/>
+        <w:jc w:val="both"/>
+      </w:pPr>
+    </w:p>
+    <w:p>
+      <w:pPr>
+        <w:spacing w:after="120" w:line="276" w:lineRule="auto"/>
+        <w:jc w:val="both"/>
+      </w:pPr>
+    </w:p>
+    <w:p>
+      <w:pPr>
+        <w:spacing w:after="120" w:line="276" w:lineRule="auto"/>
+        <w:jc w:val="center"/>
+      </w:pPr>
+      <w:r>
+        <w:rPr>
+          <w:noProof/>
+        </w:rPr>
+        <w:lastRenderedPageBreak/>
+        <w:drawing>
+          <wp:inline distT="0" distB="0" distL="0" distR="0" wp14:anchorId="4AE8ECBC" wp14:editId="4D50B1D4">
+            <wp:extent cx="6324388" cy="1951141"/>
+            <wp:effectExtent l="0" t="0" r="635" b="0"/>
+            <wp:docPr id="133798489" name="Imagen 133798489"/>
+            <wp:cNvGraphicFramePr>
+              <a:graphicFrameLocks xmlns:a="http://schemas.openxmlformats.org/drawingml/2006/main" noChangeAspect="1"/>
+            </wp:cNvGraphicFramePr>
+            <a:graphic xmlns:a="http://schemas.openxmlformats.org/drawingml/2006/main">
+              <a:graphicData uri="http://schemas.openxmlformats.org/drawingml/2006/picture">
+                <pic:pic xmlns:pic="http://schemas.openxmlformats.org/drawingml/2006/picture">
+                  <pic:nvPicPr>
+                    <pic:cNvPr id="0" name=""/>
+                    <pic:cNvPicPr>
+                      <a:picLocks noChangeAspect="1" noChangeArrowheads="1"/>
+                    </pic:cNvPicPr>
+                  </pic:nvPicPr>
+                  <pic:blipFill>
+                    <a:blip r:embed="rId11"/>
+                    <a:srcRect/>
+                    <a:stretch>
+                      <a:fillRect/>
+                    </a:stretch>
+                  </pic:blipFill>
+                  <pic:spPr bwMode="auto">
+                    <a:xfrm>
+                      <a:off x="0" y="0"/>
+                      <a:ext cx="6337168" cy="1955084"/>
+                    </a:xfrm>
+                    <a:prstGeom prst="rect">
+                      <a:avLst/>
+                    </a:prstGeom>
+                  </pic:spPr>
+                </pic:pic>
+              </a:graphicData>
+            </a:graphic>
+          </wp:inline>
+        </w:drawing>
       </w:r>
     </w:p>
     <w:p>
@@ -1311,7 +1704,6 @@
                 <w:sz w:val="19"/>
                 <w:szCs w:val="19"/>
               </w:rPr>
-              <w:lastRenderedPageBreak/>
               <w:t>Librería</w:t>
             </w:r>
           </w:p>
@@ -1419,6 +1811,7 @@
             </w:tcMar>
           </w:tcPr>
           <w:p>
+            <w:proofErr w:type="spellStart"/>
             <w:r>
               <w:rPr>
                 <w:sz w:val="18"/>
@@ -1426,6 +1819,7 @@
               </w:rPr>
               <w:t>Keypad</w:t>
             </w:r>
+            <w:proofErr w:type="spellEnd"/>
           </w:p>
         </w:tc>
         <w:tc>
@@ -1457,7 +1851,67 @@
                 <w:szCs w:val="18"/>
                 <w:lang w:val="en-US"/>
               </w:rPr>
-              <w:t>Keypad(makeKeymap(keys), rowPins, colPins, ROWS, COLS)</w:t>
+              <w:t>Keypad(</w:t>
+            </w:r>
+            <w:proofErr w:type="spellStart"/>
+            <w:r>
+              <w:rPr>
+                <w:rFonts w:ascii="Consolas" w:eastAsia="Consolas" w:hAnsi="Consolas" w:cs="Consolas"/>
+                <w:sz w:val="18"/>
+                <w:szCs w:val="18"/>
+                <w:lang w:val="en-US"/>
+              </w:rPr>
+              <w:t>makeKeymap</w:t>
+            </w:r>
+            <w:proofErr w:type="spellEnd"/>
+            <w:r>
+              <w:rPr>
+                <w:rFonts w:ascii="Consolas" w:eastAsia="Consolas" w:hAnsi="Consolas" w:cs="Consolas"/>
+                <w:sz w:val="18"/>
+                <w:szCs w:val="18"/>
+                <w:lang w:val="en-US"/>
+              </w:rPr>
+              <w:t xml:space="preserve">(keys), </w:t>
+            </w:r>
+            <w:proofErr w:type="spellStart"/>
+            <w:r>
+              <w:rPr>
+                <w:rFonts w:ascii="Consolas" w:eastAsia="Consolas" w:hAnsi="Consolas" w:cs="Consolas"/>
+                <w:sz w:val="18"/>
+                <w:szCs w:val="18"/>
+                <w:lang w:val="en-US"/>
+              </w:rPr>
+              <w:t>rowPins</w:t>
+            </w:r>
+            <w:proofErr w:type="spellEnd"/>
+            <w:r>
+              <w:rPr>
+                <w:rFonts w:ascii="Consolas" w:eastAsia="Consolas" w:hAnsi="Consolas" w:cs="Consolas"/>
+                <w:sz w:val="18"/>
+                <w:szCs w:val="18"/>
+                <w:lang w:val="en-US"/>
+              </w:rPr>
+              <w:t xml:space="preserve">, </w:t>
+            </w:r>
+            <w:proofErr w:type="spellStart"/>
+            <w:r>
+              <w:rPr>
+                <w:rFonts w:ascii="Consolas" w:eastAsia="Consolas" w:hAnsi="Consolas" w:cs="Consolas"/>
+                <w:sz w:val="18"/>
+                <w:szCs w:val="18"/>
+                <w:lang w:val="en-US"/>
+              </w:rPr>
+              <w:t>colPins</w:t>
+            </w:r>
+            <w:proofErr w:type="spellEnd"/>
+            <w:r>
+              <w:rPr>
+                <w:rFonts w:ascii="Consolas" w:eastAsia="Consolas" w:hAnsi="Consolas" w:cs="Consolas"/>
+                <w:sz w:val="18"/>
+                <w:szCs w:val="18"/>
+                <w:lang w:val="en-US"/>
+              </w:rPr>
+              <w:t>, ROWS, COLS)</w:t>
             </w:r>
           </w:p>
         </w:tc>
@@ -1550,13 +2004,51 @@
             </w:tcMar>
           </w:tcPr>
           <w:p>
-            <w:r>
-              <w:rPr>
-                <w:rFonts w:ascii="Consolas" w:eastAsia="Consolas" w:hAnsi="Consolas" w:cs="Consolas"/>
-                <w:sz w:val="18"/>
-                <w:szCs w:val="18"/>
-              </w:rPr>
-              <w:t>char getKey()</w:t>
+            <w:proofErr w:type="spellStart"/>
+            <w:r>
+              <w:rPr>
+                <w:rFonts w:ascii="Consolas" w:eastAsia="Consolas" w:hAnsi="Consolas" w:cs="Consolas"/>
+                <w:sz w:val="18"/>
+                <w:szCs w:val="18"/>
+              </w:rPr>
+              <w:t>char</w:t>
+            </w:r>
+            <w:proofErr w:type="spellEnd"/>
+            <w:r>
+              <w:rPr>
+                <w:rFonts w:ascii="Consolas" w:eastAsia="Consolas" w:hAnsi="Consolas" w:cs="Consolas"/>
+                <w:sz w:val="18"/>
+                <w:szCs w:val="18"/>
+              </w:rPr>
+              <w:t xml:space="preserve"> </w:t>
+            </w:r>
+            <w:proofErr w:type="spellStart"/>
+            <w:proofErr w:type="gramStart"/>
+            <w:r>
+              <w:rPr>
+                <w:rFonts w:ascii="Consolas" w:eastAsia="Consolas" w:hAnsi="Consolas" w:cs="Consolas"/>
+                <w:sz w:val="18"/>
+                <w:szCs w:val="18"/>
+              </w:rPr>
+              <w:t>getKey</w:t>
+            </w:r>
+            <w:proofErr w:type="spellEnd"/>
+            <w:r>
+              <w:rPr>
+                <w:rFonts w:ascii="Consolas" w:eastAsia="Consolas" w:hAnsi="Consolas" w:cs="Consolas"/>
+                <w:sz w:val="18"/>
+                <w:szCs w:val="18"/>
+              </w:rPr>
+              <w:t>(</w:t>
+            </w:r>
+            <w:proofErr w:type="gramEnd"/>
+            <w:r>
+              <w:rPr>
+                <w:rFonts w:ascii="Consolas" w:eastAsia="Consolas" w:hAnsi="Consolas" w:cs="Consolas"/>
+                <w:sz w:val="18"/>
+                <w:szCs w:val="18"/>
+              </w:rPr>
+              <w:t>)</w:t>
             </w:r>
           </w:p>
         </w:tc>
@@ -1631,6 +2123,7 @@
             </w:tcMar>
           </w:tcPr>
           <w:p>
+            <w:proofErr w:type="spellStart"/>
             <w:r>
               <w:rPr>
                 <w:sz w:val="18"/>
@@ -1638,6 +2131,7 @@
               </w:rPr>
               <w:t>LiquidCrystal</w:t>
             </w:r>
+            <w:proofErr w:type="spellEnd"/>
           </w:p>
         </w:tc>
         <w:tc>
@@ -1657,13 +2151,43 @@
             </w:tcMar>
           </w:tcPr>
           <w:p>
-            <w:r>
-              <w:rPr>
-                <w:rFonts w:ascii="Consolas" w:eastAsia="Consolas" w:hAnsi="Consolas" w:cs="Consolas"/>
-                <w:sz w:val="18"/>
-                <w:szCs w:val="18"/>
-              </w:rPr>
-              <w:t>LiquidCrystal(rs, en, d4, d5, d6, d7)</w:t>
+            <w:proofErr w:type="spellStart"/>
+            <w:proofErr w:type="gramStart"/>
+            <w:r>
+              <w:rPr>
+                <w:rFonts w:ascii="Consolas" w:eastAsia="Consolas" w:hAnsi="Consolas" w:cs="Consolas"/>
+                <w:sz w:val="18"/>
+                <w:szCs w:val="18"/>
+              </w:rPr>
+              <w:t>LiquidCrystal</w:t>
+            </w:r>
+            <w:proofErr w:type="spellEnd"/>
+            <w:r>
+              <w:rPr>
+                <w:rFonts w:ascii="Consolas" w:eastAsia="Consolas" w:hAnsi="Consolas" w:cs="Consolas"/>
+                <w:sz w:val="18"/>
+                <w:szCs w:val="18"/>
+              </w:rPr>
+              <w:t>(</w:t>
+            </w:r>
+            <w:proofErr w:type="spellStart"/>
+            <w:proofErr w:type="gramEnd"/>
+            <w:r>
+              <w:rPr>
+                <w:rFonts w:ascii="Consolas" w:eastAsia="Consolas" w:hAnsi="Consolas" w:cs="Consolas"/>
+                <w:sz w:val="18"/>
+                <w:szCs w:val="18"/>
+              </w:rPr>
+              <w:t>rs</w:t>
+            </w:r>
+            <w:proofErr w:type="spellEnd"/>
+            <w:r>
+              <w:rPr>
+                <w:rFonts w:ascii="Consolas" w:eastAsia="Consolas" w:hAnsi="Consolas" w:cs="Consolas"/>
+                <w:sz w:val="18"/>
+                <w:szCs w:val="18"/>
+              </w:rPr>
+              <w:t>, en, d4, d5, d6, d7)</w:t>
             </w:r>
           </w:p>
         </w:tc>
@@ -1756,13 +2280,33 @@
             </w:tcMar>
           </w:tcPr>
           <w:p>
-            <w:r>
-              <w:rPr>
-                <w:rFonts w:ascii="Consolas" w:eastAsia="Consolas" w:hAnsi="Consolas" w:cs="Consolas"/>
-                <w:sz w:val="18"/>
-                <w:szCs w:val="18"/>
-              </w:rPr>
-              <w:t>begin(16, 2)</w:t>
+            <w:proofErr w:type="spellStart"/>
+            <w:proofErr w:type="gramStart"/>
+            <w:r>
+              <w:rPr>
+                <w:rFonts w:ascii="Consolas" w:eastAsia="Consolas" w:hAnsi="Consolas" w:cs="Consolas"/>
+                <w:sz w:val="18"/>
+                <w:szCs w:val="18"/>
+              </w:rPr>
+              <w:t>begin</w:t>
+            </w:r>
+            <w:proofErr w:type="spellEnd"/>
+            <w:r>
+              <w:rPr>
+                <w:rFonts w:ascii="Consolas" w:eastAsia="Consolas" w:hAnsi="Consolas" w:cs="Consolas"/>
+                <w:sz w:val="18"/>
+                <w:szCs w:val="18"/>
+              </w:rPr>
+              <w:t>(</w:t>
+            </w:r>
+            <w:proofErr w:type="gramEnd"/>
+            <w:r>
+              <w:rPr>
+                <w:rFonts w:ascii="Consolas" w:eastAsia="Consolas" w:hAnsi="Consolas" w:cs="Consolas"/>
+                <w:sz w:val="18"/>
+                <w:szCs w:val="18"/>
+              </w:rPr>
+              <w:t>16, 2)</w:t>
             </w:r>
           </w:p>
         </w:tc>
@@ -1855,13 +2399,61 @@
             </w:tcMar>
           </w:tcPr>
           <w:p>
-            <w:r>
-              <w:rPr>
-                <w:rFonts w:ascii="Consolas" w:eastAsia="Consolas" w:hAnsi="Consolas" w:cs="Consolas"/>
-                <w:sz w:val="18"/>
-                <w:szCs w:val="18"/>
-              </w:rPr>
-              <w:t>setCursor(col, fila) / print()</w:t>
+            <w:proofErr w:type="spellStart"/>
+            <w:proofErr w:type="gramStart"/>
+            <w:r>
+              <w:rPr>
+                <w:rFonts w:ascii="Consolas" w:eastAsia="Consolas" w:hAnsi="Consolas" w:cs="Consolas"/>
+                <w:sz w:val="18"/>
+                <w:szCs w:val="18"/>
+              </w:rPr>
+              <w:t>setCursor</w:t>
+            </w:r>
+            <w:proofErr w:type="spellEnd"/>
+            <w:r>
+              <w:rPr>
+                <w:rFonts w:ascii="Consolas" w:eastAsia="Consolas" w:hAnsi="Consolas" w:cs="Consolas"/>
+                <w:sz w:val="18"/>
+                <w:szCs w:val="18"/>
+              </w:rPr>
+              <w:t>(</w:t>
+            </w:r>
+            <w:proofErr w:type="gramEnd"/>
+            <w:r>
+              <w:rPr>
+                <w:rFonts w:ascii="Consolas" w:eastAsia="Consolas" w:hAnsi="Consolas" w:cs="Consolas"/>
+                <w:sz w:val="18"/>
+                <w:szCs w:val="18"/>
+              </w:rPr>
+              <w:t xml:space="preserve">col, fila) / </w:t>
+            </w:r>
+            <w:proofErr w:type="spellStart"/>
+            <w:proofErr w:type="gramStart"/>
+            <w:r>
+              <w:rPr>
+                <w:rFonts w:ascii="Consolas" w:eastAsia="Consolas" w:hAnsi="Consolas" w:cs="Consolas"/>
+                <w:sz w:val="18"/>
+                <w:szCs w:val="18"/>
+              </w:rPr>
+              <w:t>print</w:t>
+            </w:r>
+            <w:proofErr w:type="spellEnd"/>
+            <w:r>
+              <w:rPr>
+                <w:rFonts w:ascii="Consolas" w:eastAsia="Consolas" w:hAnsi="Consolas" w:cs="Consolas"/>
+                <w:sz w:val="18"/>
+                <w:szCs w:val="18"/>
+              </w:rPr>
+              <w:t>(</w:t>
+            </w:r>
+            <w:proofErr w:type="gramEnd"/>
+            <w:r>
+              <w:rPr>
+                <w:rFonts w:ascii="Consolas" w:eastAsia="Consolas" w:hAnsi="Consolas" w:cs="Consolas"/>
+                <w:sz w:val="18"/>
+                <w:szCs w:val="18"/>
+              </w:rPr>
+              <w:t>)</w:t>
             </w:r>
           </w:p>
         </w:tc>
@@ -2096,6 +2688,7 @@
             </w:tcMar>
           </w:tcPr>
           <w:p>
+            <w:proofErr w:type="spellStart"/>
             <w:r>
               <w:rPr>
                 <w:sz w:val="18"/>
@@ -2103,6 +2696,7 @@
               </w:rPr>
               <w:t>AsyncTaskLib</w:t>
             </w:r>
+            <w:proofErr w:type="spellEnd"/>
           </w:p>
         </w:tc>
         <w:tc>
@@ -2122,13 +2716,69 @@
             </w:tcMar>
           </w:tcPr>
           <w:p>
-            <w:r>
-              <w:rPr>
-                <w:rFonts w:ascii="Consolas" w:eastAsia="Consolas" w:hAnsi="Consolas" w:cs="Consolas"/>
-                <w:sz w:val="18"/>
-                <w:szCs w:val="18"/>
-              </w:rPr>
-              <w:t>AsyncTask(intervalo, autoreset, callback)</w:t>
+            <w:proofErr w:type="spellStart"/>
+            <w:proofErr w:type="gramStart"/>
+            <w:r>
+              <w:rPr>
+                <w:rFonts w:ascii="Consolas" w:eastAsia="Consolas" w:hAnsi="Consolas" w:cs="Consolas"/>
+                <w:sz w:val="18"/>
+                <w:szCs w:val="18"/>
+              </w:rPr>
+              <w:t>AsyncTask</w:t>
+            </w:r>
+            <w:proofErr w:type="spellEnd"/>
+            <w:r>
+              <w:rPr>
+                <w:rFonts w:ascii="Consolas" w:eastAsia="Consolas" w:hAnsi="Consolas" w:cs="Consolas"/>
+                <w:sz w:val="18"/>
+                <w:szCs w:val="18"/>
+              </w:rPr>
+              <w:t>(</w:t>
+            </w:r>
+            <w:proofErr w:type="gramEnd"/>
+            <w:r>
+              <w:rPr>
+                <w:rFonts w:ascii="Consolas" w:eastAsia="Consolas" w:hAnsi="Consolas" w:cs="Consolas"/>
+                <w:sz w:val="18"/>
+                <w:szCs w:val="18"/>
+              </w:rPr>
+              <w:t xml:space="preserve">intervalo, </w:t>
+            </w:r>
+            <w:proofErr w:type="spellStart"/>
+            <w:r>
+              <w:rPr>
+                <w:rFonts w:ascii="Consolas" w:eastAsia="Consolas" w:hAnsi="Consolas" w:cs="Consolas"/>
+                <w:sz w:val="18"/>
+                <w:szCs w:val="18"/>
+              </w:rPr>
+              <w:t>autoreset</w:t>
+            </w:r>
+            <w:proofErr w:type="spellEnd"/>
+            <w:r>
+              <w:rPr>
+                <w:rFonts w:ascii="Consolas" w:eastAsia="Consolas" w:hAnsi="Consolas" w:cs="Consolas"/>
+                <w:sz w:val="18"/>
+                <w:szCs w:val="18"/>
+              </w:rPr>
+              <w:t xml:space="preserve">, </w:t>
+            </w:r>
+            <w:proofErr w:type="spellStart"/>
+            <w:r>
+              <w:rPr>
+                <w:rFonts w:ascii="Consolas" w:eastAsia="Consolas" w:hAnsi="Consolas" w:cs="Consolas"/>
+                <w:sz w:val="18"/>
+                <w:szCs w:val="18"/>
+              </w:rPr>
+              <w:t>callback</w:t>
+            </w:r>
+            <w:proofErr w:type="spellEnd"/>
+            <w:r>
+              <w:rPr>
+                <w:rFonts w:ascii="Consolas" w:eastAsia="Consolas" w:hAnsi="Consolas" w:cs="Consolas"/>
+                <w:sz w:val="18"/>
+                <w:szCs w:val="18"/>
+              </w:rPr>
+              <w:t>)</w:t>
             </w:r>
           </w:p>
         </w:tc>
@@ -2221,13 +2871,69 @@
             </w:tcMar>
           </w:tcPr>
           <w:p>
-            <w:r>
-              <w:rPr>
-                <w:rFonts w:ascii="Consolas" w:eastAsia="Consolas" w:hAnsi="Consolas" w:cs="Consolas"/>
-                <w:sz w:val="18"/>
-                <w:szCs w:val="18"/>
-              </w:rPr>
-              <w:t>Start() / Update() / Stop()</w:t>
+            <w:proofErr w:type="gramStart"/>
+            <w:r>
+              <w:rPr>
+                <w:rFonts w:ascii="Consolas" w:eastAsia="Consolas" w:hAnsi="Consolas" w:cs="Consolas"/>
+                <w:sz w:val="18"/>
+                <w:szCs w:val="18"/>
+              </w:rPr>
+              <w:t>Start(</w:t>
+            </w:r>
+            <w:proofErr w:type="gramEnd"/>
+            <w:r>
+              <w:rPr>
+                <w:rFonts w:ascii="Consolas" w:eastAsia="Consolas" w:hAnsi="Consolas" w:cs="Consolas"/>
+                <w:sz w:val="18"/>
+                <w:szCs w:val="18"/>
+              </w:rPr>
+              <w:t xml:space="preserve">) / </w:t>
+            </w:r>
+            <w:proofErr w:type="spellStart"/>
+            <w:proofErr w:type="gramStart"/>
+            <w:r>
+              <w:rPr>
+                <w:rFonts w:ascii="Consolas" w:eastAsia="Consolas" w:hAnsi="Consolas" w:cs="Consolas"/>
+                <w:sz w:val="18"/>
+                <w:szCs w:val="18"/>
+              </w:rPr>
+              <w:t>Update</w:t>
+            </w:r>
+            <w:proofErr w:type="spellEnd"/>
+            <w:r>
+              <w:rPr>
+                <w:rFonts w:ascii="Consolas" w:eastAsia="Consolas" w:hAnsi="Consolas" w:cs="Consolas"/>
+                <w:sz w:val="18"/>
+                <w:szCs w:val="18"/>
+              </w:rPr>
+              <w:t>(</w:t>
+            </w:r>
+            <w:proofErr w:type="gramEnd"/>
+            <w:r>
+              <w:rPr>
+                <w:rFonts w:ascii="Consolas" w:eastAsia="Consolas" w:hAnsi="Consolas" w:cs="Consolas"/>
+                <w:sz w:val="18"/>
+                <w:szCs w:val="18"/>
+              </w:rPr>
+              <w:t xml:space="preserve">) / </w:t>
+            </w:r>
+            <w:proofErr w:type="gramStart"/>
+            <w:r>
+              <w:rPr>
+                <w:rFonts w:ascii="Consolas" w:eastAsia="Consolas" w:hAnsi="Consolas" w:cs="Consolas"/>
+                <w:sz w:val="18"/>
+                <w:szCs w:val="18"/>
+              </w:rPr>
+              <w:t>Stop(</w:t>
+            </w:r>
+            <w:proofErr w:type="gramEnd"/>
+            <w:r>
+              <w:rPr>
+                <w:rFonts w:ascii="Consolas" w:eastAsia="Consolas" w:hAnsi="Consolas" w:cs="Consolas"/>
+                <w:sz w:val="18"/>
+                <w:szCs w:val="18"/>
+              </w:rPr>
+              <w:t>)</w:t>
             </w:r>
           </w:p>
         </w:tc>
@@ -2328,13 +3034,23 @@
             </w:tcMar>
           </w:tcPr>
           <w:p>
-            <w:r>
-              <w:rPr>
-                <w:rFonts w:ascii="Consolas" w:eastAsia="Consolas" w:hAnsi="Consolas" w:cs="Consolas"/>
-                <w:sz w:val="18"/>
-                <w:szCs w:val="18"/>
-              </w:rPr>
-              <w:t>leerAnalogicoPromediado(pin)</w:t>
+            <w:proofErr w:type="spellStart"/>
+            <w:r>
+              <w:rPr>
+                <w:rFonts w:ascii="Consolas" w:eastAsia="Consolas" w:hAnsi="Consolas" w:cs="Consolas"/>
+                <w:sz w:val="18"/>
+                <w:szCs w:val="18"/>
+              </w:rPr>
+              <w:t>leerAnalogicoPromediado</w:t>
+            </w:r>
+            <w:proofErr w:type="spellEnd"/>
+            <w:r>
+              <w:rPr>
+                <w:rFonts w:ascii="Consolas" w:eastAsia="Consolas" w:hAnsi="Consolas" w:cs="Consolas"/>
+                <w:sz w:val="18"/>
+                <w:szCs w:val="18"/>
+              </w:rPr>
+              <w:t>(pin)</w:t>
             </w:r>
           </w:p>
         </w:tc>
@@ -2427,13 +3143,23 @@
             </w:tcMar>
           </w:tcPr>
           <w:p>
-            <w:r>
-              <w:rPr>
-                <w:rFonts w:ascii="Consolas" w:eastAsia="Consolas" w:hAnsi="Consolas" w:cs="Consolas"/>
-                <w:sz w:val="18"/>
-                <w:szCs w:val="18"/>
-              </w:rPr>
-              <w:t>leerAnalogicoValle(pin)</w:t>
+            <w:proofErr w:type="spellStart"/>
+            <w:r>
+              <w:rPr>
+                <w:rFonts w:ascii="Consolas" w:eastAsia="Consolas" w:hAnsi="Consolas" w:cs="Consolas"/>
+                <w:sz w:val="18"/>
+                <w:szCs w:val="18"/>
+              </w:rPr>
+              <w:t>leerAnalogicoValle</w:t>
+            </w:r>
+            <w:proofErr w:type="spellEnd"/>
+            <w:r>
+              <w:rPr>
+                <w:rFonts w:ascii="Consolas" w:eastAsia="Consolas" w:hAnsi="Consolas" w:cs="Consolas"/>
+                <w:sz w:val="18"/>
+                <w:szCs w:val="18"/>
+              </w:rPr>
+              <w:t>(pin)</w:t>
             </w:r>
           </w:p>
         </w:tc>
@@ -2526,13 +3252,23 @@
             </w:tcMar>
           </w:tcPr>
           <w:p>
-            <w:r>
-              <w:rPr>
-                <w:rFonts w:ascii="Consolas" w:eastAsia="Consolas" w:hAnsi="Consolas" w:cs="Consolas"/>
-                <w:sz w:val="18"/>
-                <w:szCs w:val="18"/>
-              </w:rPr>
-              <w:t>convertirTemperaturaC(lectura)</w:t>
+            <w:proofErr w:type="spellStart"/>
+            <w:r>
+              <w:rPr>
+                <w:rFonts w:ascii="Consolas" w:eastAsia="Consolas" w:hAnsi="Consolas" w:cs="Consolas"/>
+                <w:sz w:val="18"/>
+                <w:szCs w:val="18"/>
+              </w:rPr>
+              <w:t>convertirTemperaturaC</w:t>
+            </w:r>
+            <w:proofErr w:type="spellEnd"/>
+            <w:r>
+              <w:rPr>
+                <w:rFonts w:ascii="Consolas" w:eastAsia="Consolas" w:hAnsi="Consolas" w:cs="Consolas"/>
+                <w:sz w:val="18"/>
+                <w:szCs w:val="18"/>
+              </w:rPr>
+              <w:t>(lectura)</w:t>
             </w:r>
           </w:p>
         </w:tc>
@@ -2793,13 +3529,33 @@
             </w:tcMar>
           </w:tcPr>
           <w:p>
-            <w:r>
-              <w:rPr>
-                <w:rFonts w:ascii="Consolas" w:eastAsia="Consolas" w:hAnsi="Consolas" w:cs="Consolas"/>
-                <w:sz w:val="18"/>
-                <w:szCs w:val="18"/>
-              </w:rPr>
-              <w:t>attach(PIN_SERVO)</w:t>
+            <w:proofErr w:type="spellStart"/>
+            <w:proofErr w:type="gramStart"/>
+            <w:r>
+              <w:rPr>
+                <w:rFonts w:ascii="Consolas" w:eastAsia="Consolas" w:hAnsi="Consolas" w:cs="Consolas"/>
+                <w:sz w:val="18"/>
+                <w:szCs w:val="18"/>
+              </w:rPr>
+              <w:t>attach</w:t>
+            </w:r>
+            <w:proofErr w:type="spellEnd"/>
+            <w:r>
+              <w:rPr>
+                <w:rFonts w:ascii="Consolas" w:eastAsia="Consolas" w:hAnsi="Consolas" w:cs="Consolas"/>
+                <w:sz w:val="18"/>
+                <w:szCs w:val="18"/>
+              </w:rPr>
+              <w:t>(</w:t>
+            </w:r>
+            <w:proofErr w:type="gramEnd"/>
+            <w:r>
+              <w:rPr>
+                <w:rFonts w:ascii="Consolas" w:eastAsia="Consolas" w:hAnsi="Consolas" w:cs="Consolas"/>
+                <w:sz w:val="18"/>
+                <w:szCs w:val="18"/>
+              </w:rPr>
+              <w:t>PIN_SERVO)</w:t>
             </w:r>
           </w:p>
         </w:tc>
@@ -2892,13 +3648,61 @@
             </w:tcMar>
           </w:tcPr>
           <w:p>
-            <w:r>
-              <w:rPr>
-                <w:rFonts w:ascii="Consolas" w:eastAsia="Consolas" w:hAnsi="Consolas" w:cs="Consolas"/>
-                <w:sz w:val="18"/>
-                <w:szCs w:val="18"/>
-              </w:rPr>
-              <w:t>write(0) / write(90)</w:t>
+            <w:proofErr w:type="spellStart"/>
+            <w:proofErr w:type="gramStart"/>
+            <w:r>
+              <w:rPr>
+                <w:rFonts w:ascii="Consolas" w:eastAsia="Consolas" w:hAnsi="Consolas" w:cs="Consolas"/>
+                <w:sz w:val="18"/>
+                <w:szCs w:val="18"/>
+              </w:rPr>
+              <w:t>write</w:t>
+            </w:r>
+            <w:proofErr w:type="spellEnd"/>
+            <w:r>
+              <w:rPr>
+                <w:rFonts w:ascii="Consolas" w:eastAsia="Consolas" w:hAnsi="Consolas" w:cs="Consolas"/>
+                <w:sz w:val="18"/>
+                <w:szCs w:val="18"/>
+              </w:rPr>
+              <w:t>(</w:t>
+            </w:r>
+            <w:proofErr w:type="gramEnd"/>
+            <w:r>
+              <w:rPr>
+                <w:rFonts w:ascii="Consolas" w:eastAsia="Consolas" w:hAnsi="Consolas" w:cs="Consolas"/>
+                <w:sz w:val="18"/>
+                <w:szCs w:val="18"/>
+              </w:rPr>
+              <w:t xml:space="preserve">0) / </w:t>
+            </w:r>
+            <w:proofErr w:type="spellStart"/>
+            <w:proofErr w:type="gramStart"/>
+            <w:r>
+              <w:rPr>
+                <w:rFonts w:ascii="Consolas" w:eastAsia="Consolas" w:hAnsi="Consolas" w:cs="Consolas"/>
+                <w:sz w:val="18"/>
+                <w:szCs w:val="18"/>
+              </w:rPr>
+              <w:t>write</w:t>
+            </w:r>
+            <w:proofErr w:type="spellEnd"/>
+            <w:r>
+              <w:rPr>
+                <w:rFonts w:ascii="Consolas" w:eastAsia="Consolas" w:hAnsi="Consolas" w:cs="Consolas"/>
+                <w:sz w:val="18"/>
+                <w:szCs w:val="18"/>
+              </w:rPr>
+              <w:t>(</w:t>
+            </w:r>
+            <w:proofErr w:type="gramEnd"/>
+            <w:r>
+              <w:rPr>
+                <w:rFonts w:ascii="Consolas" w:eastAsia="Consolas" w:hAnsi="Consolas" w:cs="Consolas"/>
+                <w:sz w:val="18"/>
+                <w:szCs w:val="18"/>
+              </w:rPr>
+              <w:t>90)</w:t>
             </w:r>
           </w:p>
         </w:tc>
@@ -2978,8 +3782,17 @@
                 <w:sz w:val="18"/>
                 <w:szCs w:val="18"/>
               </w:rPr>
-              <w:t>Arduino tone</w:t>
-            </w:r>
+              <w:t xml:space="preserve">Arduino </w:t>
+            </w:r>
+            <w:proofErr w:type="spellStart"/>
+            <w:r>
+              <w:rPr>
+                <w:sz w:val="18"/>
+                <w:szCs w:val="18"/>
+              </w:rPr>
+              <w:t>tone</w:t>
+            </w:r>
+            <w:proofErr w:type="spellEnd"/>
           </w:p>
         </w:tc>
         <w:tc>
@@ -2999,13 +3812,87 @@
             </w:tcMar>
           </w:tcPr>
           <w:p>
-            <w:r>
-              <w:rPr>
-                <w:rFonts w:ascii="Consolas" w:eastAsia="Consolas" w:hAnsi="Consolas" w:cs="Consolas"/>
-                <w:sz w:val="18"/>
-                <w:szCs w:val="18"/>
-              </w:rPr>
-              <w:t>tone(pin, frec, dur) / noTone(pin)</w:t>
+            <w:proofErr w:type="spellStart"/>
+            <w:proofErr w:type="gramStart"/>
+            <w:r>
+              <w:rPr>
+                <w:rFonts w:ascii="Consolas" w:eastAsia="Consolas" w:hAnsi="Consolas" w:cs="Consolas"/>
+                <w:sz w:val="18"/>
+                <w:szCs w:val="18"/>
+              </w:rPr>
+              <w:t>tone</w:t>
+            </w:r>
+            <w:proofErr w:type="spellEnd"/>
+            <w:r>
+              <w:rPr>
+                <w:rFonts w:ascii="Consolas" w:eastAsia="Consolas" w:hAnsi="Consolas" w:cs="Consolas"/>
+                <w:sz w:val="18"/>
+                <w:szCs w:val="18"/>
+              </w:rPr>
+              <w:t>(</w:t>
+            </w:r>
+            <w:proofErr w:type="gramEnd"/>
+            <w:r>
+              <w:rPr>
+                <w:rFonts w:ascii="Consolas" w:eastAsia="Consolas" w:hAnsi="Consolas" w:cs="Consolas"/>
+                <w:sz w:val="18"/>
+                <w:szCs w:val="18"/>
+              </w:rPr>
+              <w:t xml:space="preserve">pin, </w:t>
+            </w:r>
+            <w:proofErr w:type="spellStart"/>
+            <w:r>
+              <w:rPr>
+                <w:rFonts w:ascii="Consolas" w:eastAsia="Consolas" w:hAnsi="Consolas" w:cs="Consolas"/>
+                <w:sz w:val="18"/>
+                <w:szCs w:val="18"/>
+              </w:rPr>
+              <w:t>frec</w:t>
+            </w:r>
+            <w:proofErr w:type="spellEnd"/>
+            <w:r>
+              <w:rPr>
+                <w:rFonts w:ascii="Consolas" w:eastAsia="Consolas" w:hAnsi="Consolas" w:cs="Consolas"/>
+                <w:sz w:val="18"/>
+                <w:szCs w:val="18"/>
+              </w:rPr>
+              <w:t xml:space="preserve">, </w:t>
+            </w:r>
+            <w:proofErr w:type="spellStart"/>
+            <w:r>
+              <w:rPr>
+                <w:rFonts w:ascii="Consolas" w:eastAsia="Consolas" w:hAnsi="Consolas" w:cs="Consolas"/>
+                <w:sz w:val="18"/>
+                <w:szCs w:val="18"/>
+              </w:rPr>
+              <w:t>dur</w:t>
+            </w:r>
+            <w:proofErr w:type="spellEnd"/>
+            <w:r>
+              <w:rPr>
+                <w:rFonts w:ascii="Consolas" w:eastAsia="Consolas" w:hAnsi="Consolas" w:cs="Consolas"/>
+                <w:sz w:val="18"/>
+                <w:szCs w:val="18"/>
+              </w:rPr>
+              <w:t xml:space="preserve">) / </w:t>
+            </w:r>
+            <w:proofErr w:type="spellStart"/>
+            <w:r>
+              <w:rPr>
+                <w:rFonts w:ascii="Consolas" w:eastAsia="Consolas" w:hAnsi="Consolas" w:cs="Consolas"/>
+                <w:sz w:val="18"/>
+                <w:szCs w:val="18"/>
+              </w:rPr>
+              <w:t>noTone</w:t>
+            </w:r>
+            <w:proofErr w:type="spellEnd"/>
+            <w:r>
+              <w:rPr>
+                <w:rFonts w:ascii="Consolas" w:eastAsia="Consolas" w:hAnsi="Consolas" w:cs="Consolas"/>
+                <w:sz w:val="18"/>
+                <w:szCs w:val="18"/>
+              </w:rPr>
+              <w:t>(pin)</w:t>
             </w:r>
           </w:p>
         </w:tc>
@@ -3031,7 +3918,23 @@
                 <w:sz w:val="18"/>
                 <w:szCs w:val="18"/>
               </w:rPr>
-              <w:t>Genera los tonos del buzzer y la melodía.</w:t>
+              <w:t xml:space="preserve">Genera los tonos del </w:t>
+            </w:r>
+            <w:proofErr w:type="spellStart"/>
+            <w:r>
+              <w:rPr>
+                <w:sz w:val="18"/>
+                <w:szCs w:val="18"/>
+              </w:rPr>
+              <w:t>buzzer</w:t>
+            </w:r>
+            <w:proofErr w:type="spellEnd"/>
+            <w:r>
+              <w:rPr>
+                <w:sz w:val="18"/>
+                <w:szCs w:val="18"/>
+              </w:rPr>
+              <w:t xml:space="preserve"> y la melodía.</w:t>
             </w:r>
           </w:p>
         </w:tc>
@@ -3106,13 +4009,41 @@
             </w:tcMar>
           </w:tcPr>
           <w:p>
-            <w:r>
-              <w:rPr>
-                <w:rFonts w:ascii="Consolas" w:eastAsia="Consolas" w:hAnsi="Consolas" w:cs="Consolas"/>
-                <w:sz w:val="18"/>
-                <w:szCs w:val="18"/>
-              </w:rPr>
-              <w:t>PCD_Init()</w:t>
+            <w:proofErr w:type="spellStart"/>
+            <w:r>
+              <w:rPr>
+                <w:rFonts w:ascii="Consolas" w:eastAsia="Consolas" w:hAnsi="Consolas" w:cs="Consolas"/>
+                <w:sz w:val="18"/>
+                <w:szCs w:val="18"/>
+              </w:rPr>
+              <w:t>PCD_</w:t>
+            </w:r>
+            <w:proofErr w:type="gramStart"/>
+            <w:r>
+              <w:rPr>
+                <w:rFonts w:ascii="Consolas" w:eastAsia="Consolas" w:hAnsi="Consolas" w:cs="Consolas"/>
+                <w:sz w:val="18"/>
+                <w:szCs w:val="18"/>
+              </w:rPr>
+              <w:t>Init</w:t>
+            </w:r>
+            <w:proofErr w:type="spellEnd"/>
+            <w:r>
+              <w:rPr>
+                <w:rFonts w:ascii="Consolas" w:eastAsia="Consolas" w:hAnsi="Consolas" w:cs="Consolas"/>
+                <w:sz w:val="18"/>
+                <w:szCs w:val="18"/>
+              </w:rPr>
+              <w:t>(</w:t>
+            </w:r>
+            <w:proofErr w:type="gramEnd"/>
+            <w:r>
+              <w:rPr>
+                <w:rFonts w:ascii="Consolas" w:eastAsia="Consolas" w:hAnsi="Consolas" w:cs="Consolas"/>
+                <w:sz w:val="18"/>
+                <w:szCs w:val="18"/>
+              </w:rPr>
+              <w:t>)</w:t>
             </w:r>
           </w:p>
         </w:tc>
@@ -3205,13 +4136,77 @@
             </w:tcMar>
           </w:tcPr>
           <w:p>
-            <w:r>
-              <w:rPr>
-                <w:rFonts w:ascii="Consolas" w:eastAsia="Consolas" w:hAnsi="Consolas" w:cs="Consolas"/>
-                <w:sz w:val="18"/>
-                <w:szCs w:val="18"/>
-              </w:rPr>
-              <w:t>PICC_IsNewCardPresent() / PICC_ReadCardSerial()</w:t>
+            <w:proofErr w:type="spellStart"/>
+            <w:r>
+              <w:rPr>
+                <w:rFonts w:ascii="Consolas" w:eastAsia="Consolas" w:hAnsi="Consolas" w:cs="Consolas"/>
+                <w:sz w:val="18"/>
+                <w:szCs w:val="18"/>
+              </w:rPr>
+              <w:t>PICC_</w:t>
+            </w:r>
+            <w:proofErr w:type="gramStart"/>
+            <w:r>
+              <w:rPr>
+                <w:rFonts w:ascii="Consolas" w:eastAsia="Consolas" w:hAnsi="Consolas" w:cs="Consolas"/>
+                <w:sz w:val="18"/>
+                <w:szCs w:val="18"/>
+              </w:rPr>
+              <w:t>IsNewCardPresent</w:t>
+            </w:r>
+            <w:proofErr w:type="spellEnd"/>
+            <w:r>
+              <w:rPr>
+                <w:rFonts w:ascii="Consolas" w:eastAsia="Consolas" w:hAnsi="Consolas" w:cs="Consolas"/>
+                <w:sz w:val="18"/>
+                <w:szCs w:val="18"/>
+              </w:rPr>
+              <w:t>(</w:t>
+            </w:r>
+            <w:proofErr w:type="gramEnd"/>
+            <w:r>
+              <w:rPr>
+                <w:rFonts w:ascii="Consolas" w:eastAsia="Consolas" w:hAnsi="Consolas" w:cs="Consolas"/>
+                <w:sz w:val="18"/>
+                <w:szCs w:val="18"/>
+              </w:rPr>
+              <w:t xml:space="preserve">) / </w:t>
+            </w:r>
+            <w:proofErr w:type="spellStart"/>
+            <w:r>
+              <w:rPr>
+                <w:rFonts w:ascii="Consolas" w:eastAsia="Consolas" w:hAnsi="Consolas" w:cs="Consolas"/>
+                <w:sz w:val="18"/>
+                <w:szCs w:val="18"/>
+              </w:rPr>
+              <w:t>PICC_</w:t>
+            </w:r>
+            <w:proofErr w:type="gramStart"/>
+            <w:r>
+              <w:rPr>
+                <w:rFonts w:ascii="Consolas" w:eastAsia="Consolas" w:hAnsi="Consolas" w:cs="Consolas"/>
+                <w:sz w:val="18"/>
+                <w:szCs w:val="18"/>
+              </w:rPr>
+              <w:t>ReadCardSerial</w:t>
+            </w:r>
+            <w:proofErr w:type="spellEnd"/>
+            <w:r>
+              <w:rPr>
+                <w:rFonts w:ascii="Consolas" w:eastAsia="Consolas" w:hAnsi="Consolas" w:cs="Consolas"/>
+                <w:sz w:val="18"/>
+                <w:szCs w:val="18"/>
+              </w:rPr>
+              <w:t>(</w:t>
+            </w:r>
+            <w:proofErr w:type="gramEnd"/>
+            <w:r>
+              <w:rPr>
+                <w:rFonts w:ascii="Consolas" w:eastAsia="Consolas" w:hAnsi="Consolas" w:cs="Consolas"/>
+                <w:sz w:val="18"/>
+                <w:szCs w:val="18"/>
+              </w:rPr>
+              <w:t>)</w:t>
             </w:r>
           </w:p>
         </w:tc>
@@ -3459,7 +4454,6 @@
                 <w:sz w:val="19"/>
                 <w:szCs w:val="19"/>
               </w:rPr>
-              <w:lastRenderedPageBreak/>
               <w:t>Alarma</w:t>
             </w:r>
           </w:p>
@@ -3565,13 +4559,56 @@
             </w:tcMar>
           </w:tcPr>
           <w:p>
-            <w:r>
-              <w:rPr>
-                <w:sz w:val="18"/>
-                <w:szCs w:val="18"/>
-              </w:rPr>
-              <w:t>temp &gt; umbralTemp  Y  luz &gt; umbralLuz</w:t>
-            </w:r>
+            <w:proofErr w:type="spellStart"/>
+            <w:r>
+              <w:rPr>
+                <w:sz w:val="18"/>
+                <w:szCs w:val="18"/>
+              </w:rPr>
+              <w:t>temp</w:t>
+            </w:r>
+            <w:proofErr w:type="spellEnd"/>
+            <w:r>
+              <w:rPr>
+                <w:sz w:val="18"/>
+                <w:szCs w:val="18"/>
+              </w:rPr>
+              <w:t xml:space="preserve"> &gt; </w:t>
+            </w:r>
+            <w:proofErr w:type="spellStart"/>
+            <w:proofErr w:type="gramStart"/>
+            <w:r>
+              <w:rPr>
+                <w:sz w:val="18"/>
+                <w:szCs w:val="18"/>
+              </w:rPr>
+              <w:t>umbralTemp</w:t>
+            </w:r>
+            <w:proofErr w:type="spellEnd"/>
+            <w:r>
+              <w:rPr>
+                <w:sz w:val="18"/>
+                <w:szCs w:val="18"/>
+              </w:rPr>
+              <w:t xml:space="preserve">  Y</w:t>
+            </w:r>
+            <w:proofErr w:type="gramEnd"/>
+            <w:r>
+              <w:rPr>
+                <w:sz w:val="18"/>
+                <w:szCs w:val="18"/>
+              </w:rPr>
+              <w:t xml:space="preserve">  luz &gt; </w:t>
+            </w:r>
+            <w:proofErr w:type="spellStart"/>
+            <w:r>
+              <w:rPr>
+                <w:sz w:val="18"/>
+                <w:szCs w:val="18"/>
+              </w:rPr>
+              <w:t>umbralLuz</w:t>
+            </w:r>
+            <w:proofErr w:type="spellEnd"/>
           </w:p>
         </w:tc>
         <w:tc>
@@ -3650,8 +4687,42 @@
                 <w:sz w:val="18"/>
                 <w:szCs w:val="18"/>
               </w:rPr>
-              <w:t>Hall &gt; umbralHall  Y  sonido &gt; umbralRuido</w:t>
-            </w:r>
+              <w:t xml:space="preserve">Hall &gt; </w:t>
+            </w:r>
+            <w:proofErr w:type="spellStart"/>
+            <w:proofErr w:type="gramStart"/>
+            <w:r>
+              <w:rPr>
+                <w:sz w:val="18"/>
+                <w:szCs w:val="18"/>
+              </w:rPr>
+              <w:t>umbralHall</w:t>
+            </w:r>
+            <w:proofErr w:type="spellEnd"/>
+            <w:r>
+              <w:rPr>
+                <w:sz w:val="18"/>
+                <w:szCs w:val="18"/>
+              </w:rPr>
+              <w:t xml:space="preserve">  Y</w:t>
+            </w:r>
+            <w:proofErr w:type="gramEnd"/>
+            <w:r>
+              <w:rPr>
+                <w:sz w:val="18"/>
+                <w:szCs w:val="18"/>
+              </w:rPr>
+              <w:t xml:space="preserve">  sonido &gt; </w:t>
+            </w:r>
+            <w:proofErr w:type="spellStart"/>
+            <w:r>
+              <w:rPr>
+                <w:sz w:val="18"/>
+                <w:szCs w:val="18"/>
+              </w:rPr>
+              <w:t>umbralRuido</w:t>
+            </w:r>
+            <w:proofErr w:type="spellEnd"/>
           </w:p>
         </w:tc>
         <w:tc>
@@ -3725,13 +4796,23 @@
             </w:tcMar>
           </w:tcPr>
           <w:p>
-            <w:r>
-              <w:rPr>
-                <w:rFonts w:ascii="Consolas" w:eastAsia="Consolas" w:hAnsi="Consolas" w:cs="Consolas"/>
-                <w:sz w:val="18"/>
-                <w:szCs w:val="18"/>
-              </w:rPr>
-              <w:t>intentosFallidos &gt;= MAX_INTENTOS (3)</w:t>
+            <w:proofErr w:type="spellStart"/>
+            <w:r>
+              <w:rPr>
+                <w:rFonts w:ascii="Consolas" w:eastAsia="Consolas" w:hAnsi="Consolas" w:cs="Consolas"/>
+                <w:sz w:val="18"/>
+                <w:szCs w:val="18"/>
+              </w:rPr>
+              <w:t>intentosFallidos</w:t>
+            </w:r>
+            <w:proofErr w:type="spellEnd"/>
+            <w:r>
+              <w:rPr>
+                <w:rFonts w:ascii="Consolas" w:eastAsia="Consolas" w:hAnsi="Consolas" w:cs="Consolas"/>
+                <w:sz w:val="18"/>
+                <w:szCs w:val="18"/>
+              </w:rPr>
+              <w:t xml:space="preserve"> &gt;= MAX_INTENTOS (3)</w:t>
             </w:r>
           </w:p>
         </w:tc>
@@ -3806,12 +4887,21 @@
             </w:tcMar>
           </w:tcPr>
           <w:p>
-            <w:r>
-              <w:rPr>
-                <w:sz w:val="18"/>
-                <w:szCs w:val="18"/>
-              </w:rPr>
-              <w:t>alarmasConsecutivas &gt;= 3</w:t>
+            <w:proofErr w:type="spellStart"/>
+            <w:r>
+              <w:rPr>
+                <w:sz w:val="18"/>
+                <w:szCs w:val="18"/>
+              </w:rPr>
+              <w:t>alarmasConsecutivas</w:t>
+            </w:r>
+            <w:proofErr w:type="spellEnd"/>
+            <w:r>
+              <w:rPr>
+                <w:sz w:val="18"/>
+                <w:szCs w:val="18"/>
+              </w:rPr>
+              <w:t xml:space="preserve"> &gt;= 3</w:t>
             </w:r>
           </w:p>
         </w:tc>
@@ -4537,6 +5627,7 @@
                 <w:sz w:val="18"/>
                 <w:szCs w:val="18"/>
               </w:rPr>
+              <w:lastRenderedPageBreak/>
               <w:t>4</w:t>
             </w:r>
           </w:p>
@@ -5979,7 +7070,6 @@
         <w:rPr>
           <w:color w:val="auto"/>
         </w:rPr>
-        <w:lastRenderedPageBreak/>
         <w:t>Diagrama final</w:t>
       </w:r>
     </w:p>
@@ -5989,17 +7079,59 @@
         <w:jc w:val="both"/>
       </w:pPr>
       <w:r>
-        <w:t>El diagrama final del sistema corresponde a la máquina de estados implementada (Figura 2), complementada por el flujo del loop (Figura 3) y la arquitectura de eventos (Figura 4). En conjunto describen el comportamiento completo del firmware tal como quedó en la versión final del código. Además se complementa con el diagrama de montaje en Wokwi</w:t>
-      </w:r>
+        <w:t xml:space="preserve">El diagrama final del sistema corresponde a la máquina de estados implementada (Figura 2), complementada por el flujo del </w:t>
+      </w:r>
+      <w:proofErr w:type="spellStart"/>
+      <w:r>
+        <w:t>loop</w:t>
+      </w:r>
+      <w:proofErr w:type="spellEnd"/>
+      <w:r>
+        <w:t xml:space="preserve"> (Figura 3) y la arquitectura de eventos (Figura 4). En conjunto describen el comportamiento completo del firmware tal como quedó en la versión final del código. </w:t>
+      </w:r>
+      <w:proofErr w:type="gramStart"/>
+      <w:r>
+        <w:t>Además</w:t>
+      </w:r>
+      <w:proofErr w:type="gramEnd"/>
+      <w:r>
+        <w:t xml:space="preserve"> se complementa con el diagrama de montaje en </w:t>
+      </w:r>
+      <w:proofErr w:type="spellStart"/>
+      <w:r>
+        <w:t>Wokwi</w:t>
+      </w:r>
+      <w:proofErr w:type="spellEnd"/>
       <w:r>
         <w:t xml:space="preserve"> e</w:t>
       </w:r>
       <w:r>
-        <w:t>l montaje incluye el Arduino Mega 2560, el LCD 16x2, el teclado 4x4, el lector RFID RC522, el servo, los tres LEDs, el buzzer y los cuatro sensores analógicos cableados según el mapa de pines descrito.</w:t>
+        <w:t xml:space="preserve">l montaje incluye el Arduino Mega 2560, el LCD 16x2, el teclado 4x4, el lector RFID RC522, el servo, los tres </w:t>
+      </w:r>
+      <w:proofErr w:type="spellStart"/>
+      <w:r>
+        <w:t>LEDs</w:t>
+      </w:r>
+      <w:proofErr w:type="spellEnd"/>
+      <w:r>
+        <w:t xml:space="preserve">, el </w:t>
+      </w:r>
+      <w:proofErr w:type="spellStart"/>
+      <w:r>
+        <w:t>buzzer</w:t>
+      </w:r>
+      <w:proofErr w:type="spellEnd"/>
+      <w:r>
+        <w:t xml:space="preserve"> y los cuatro sensores analógicos cableados según el mapa de pines </w:t>
+      </w:r>
+      <w:proofErr w:type="gramStart"/>
+      <w:r>
+        <w:t>descrito.</w:t>
       </w:r>
       <w:r>
         <w:t>.</w:t>
       </w:r>
+      <w:proofErr w:type="gramEnd"/>
     </w:p>
     <w:p>
       <w:pPr>
@@ -6010,6 +7142,7 @@
         <w:rPr>
           <w:noProof/>
         </w:rPr>
+        <w:lastRenderedPageBreak/>
         <w:drawing>
           <wp:inline distT="0" distB="0" distL="0" distR="0" wp14:anchorId="7FE7F02C" wp14:editId="7FF5B899">
             <wp:extent cx="5715000" cy="3829050"/>
@@ -6103,7 +7236,7 @@
                     </pic:cNvPicPr>
                   </pic:nvPicPr>
                   <pic:blipFill>
-                    <a:blip r:embed="rId11">
+                    <a:blip r:embed="rId12">
                       <a:extLst>
                         <a:ext uri="{28A0092B-C50C-407E-A947-70E740481C1C}">
                           <a14:useLocalDpi xmlns:a14="http://schemas.microsoft.com/office/drawing/2010/main" val="0"/>
@@ -6180,8 +7313,19 @@
           <w:sz w:val="18"/>
           <w:szCs w:val="18"/>
         </w:rPr>
-        <w:t>en wokwi</w:t>
-      </w:r>
+        <w:t xml:space="preserve">en </w:t>
+      </w:r>
+      <w:proofErr w:type="spellStart"/>
+      <w:r>
+        <w:rPr>
+          <w:i/>
+          <w:iCs/>
+          <w:sz w:val="18"/>
+          <w:szCs w:val="18"/>
+        </w:rPr>
+        <w:t>wokwi</w:t>
+      </w:r>
+      <w:proofErr w:type="spellEnd"/>
     </w:p>
     <w:p>
       <w:pPr>
@@ -6191,6 +7335,60 @@
     </w:p>
     <w:p>
       <w:pPr>
+        <w:spacing w:before="60" w:after="200"/>
+        <w:jc w:val="center"/>
+      </w:pPr>
+    </w:p>
+    <w:p>
+      <w:pPr>
+        <w:spacing w:before="60" w:after="200"/>
+        <w:jc w:val="center"/>
+      </w:pPr>
+    </w:p>
+    <w:p>
+      <w:pPr>
+        <w:spacing w:before="60" w:after="200"/>
+        <w:jc w:val="center"/>
+      </w:pPr>
+    </w:p>
+    <w:p>
+      <w:pPr>
+        <w:spacing w:before="60" w:after="200"/>
+        <w:jc w:val="center"/>
+      </w:pPr>
+    </w:p>
+    <w:p>
+      <w:pPr>
+        <w:spacing w:before="60" w:after="200"/>
+        <w:jc w:val="center"/>
+      </w:pPr>
+    </w:p>
+    <w:p>
+      <w:pPr>
+        <w:spacing w:before="60" w:after="200"/>
+        <w:jc w:val="center"/>
+      </w:pPr>
+    </w:p>
+    <w:p>
+      <w:pPr>
+        <w:spacing w:before="60" w:after="200"/>
+        <w:jc w:val="center"/>
+      </w:pPr>
+    </w:p>
+    <w:p>
+      <w:pPr>
+        <w:spacing w:before="60" w:after="200"/>
+        <w:jc w:val="center"/>
+      </w:pPr>
+    </w:p>
+    <w:p>
+      <w:pPr>
+        <w:spacing w:before="60" w:after="200"/>
+        <w:jc w:val="center"/>
+      </w:pPr>
+    </w:p>
+    <w:p>
+      <w:pPr>
         <w:pStyle w:val="Ttulo1"/>
         <w:rPr>
           <w:color w:val="auto"/>
@@ -6200,6 +7398,7 @@
         <w:rPr>
           <w:color w:val="auto"/>
         </w:rPr>
+        <w:lastRenderedPageBreak/>
         <w:t>Fotografías / evidencias</w:t>
       </w:r>
     </w:p>
@@ -6227,7 +7426,7 @@
                     </pic:cNvPicPr>
                   </pic:nvPicPr>
                   <pic:blipFill>
-                    <a:blip r:embed="rId12">
+                    <a:blip r:embed="rId13">
                       <a:extLst>
                         <a:ext uri="{28A0092B-C50C-407E-A947-70E740481C1C}">
                           <a14:useLocalDpi xmlns:a14="http://schemas.microsoft.com/office/drawing/2010/main" val="0"/>
@@ -6281,7 +7480,7 @@
                     </pic:cNvPicPr>
                   </pic:nvPicPr>
                   <pic:blipFill>
-                    <a:blip r:embed="rId13">
+                    <a:blip r:embed="rId14">
                       <a:extLst>
                         <a:ext uri="{28A0092B-C50C-407E-A947-70E740481C1C}">
                           <a14:useLocalDpi xmlns:a14="http://schemas.microsoft.com/office/drawing/2010/main" val="0"/>
@@ -6352,10 +7551,64 @@
           <w:b/>
           <w:bCs/>
         </w:rPr>
-        <w:t xml:space="preserve">Esperas bloqueantes con delay(). </w:t>
-      </w:r>
-      <w:r>
-        <w:t>Las primeras versiones usaban delay() para los tiempos (puerta abierta, bloqueo, melodía), lo que congelaba el sistema e impedía leer teclado, RFID y sensores. Se reemplazaron por tareas AsyncTask y contadores de ticks.</w:t>
+        <w:t xml:space="preserve">Esperas bloqueantes con </w:t>
+      </w:r>
+      <w:proofErr w:type="spellStart"/>
+      <w:proofErr w:type="gramStart"/>
+      <w:r>
+        <w:rPr>
+          <w:b/>
+          <w:bCs/>
+        </w:rPr>
+        <w:t>delay</w:t>
+      </w:r>
+      <w:proofErr w:type="spellEnd"/>
+      <w:r>
+        <w:rPr>
+          <w:b/>
+          <w:bCs/>
+        </w:rPr>
+        <w:t>(</w:t>
+      </w:r>
+      <w:proofErr w:type="gramEnd"/>
+      <w:r>
+        <w:rPr>
+          <w:b/>
+          <w:bCs/>
+        </w:rPr>
+        <w:t xml:space="preserve">). </w:t>
+      </w:r>
+      <w:r>
+        <w:t xml:space="preserve">Las primeras versiones usaban </w:t>
+      </w:r>
+      <w:proofErr w:type="spellStart"/>
+      <w:proofErr w:type="gramStart"/>
+      <w:r>
+        <w:t>delay</w:t>
+      </w:r>
+      <w:proofErr w:type="spellEnd"/>
+      <w:r>
+        <w:t>(</w:t>
+      </w:r>
+      <w:proofErr w:type="gramEnd"/>
+      <w:r>
+        <w:t xml:space="preserve">) para los tiempos (puerta abierta, bloqueo, melodía), lo que congelaba el sistema e impedía leer teclado, RFID y sensores. Se reemplazaron por tareas </w:t>
+      </w:r>
+      <w:proofErr w:type="spellStart"/>
+      <w:r>
+        <w:t>AsyncTask</w:t>
+      </w:r>
+      <w:proofErr w:type="spellEnd"/>
+      <w:r>
+        <w:t xml:space="preserve"> y contadores de </w:t>
+      </w:r>
+      <w:proofErr w:type="spellStart"/>
+      <w:r>
+        <w:t>ticks</w:t>
+      </w:r>
+      <w:proofErr w:type="spellEnd"/>
+      <w:r>
+        <w:t>.</w:t>
       </w:r>
     </w:p>
     <w:p>
@@ -6376,7 +7629,47 @@
         <w:t xml:space="preserve">Reentrada en la máquina de estados. </w:t>
       </w:r>
       <w:r>
-        <w:t>Al cambiar de estado desde el callback de un temporizador, la FSM podía ejecutar una transición en un punto inseguro. Se resolvió publicando el evento en eventoProgramado y trasladándolo a eventoActual con taskAvanceAuto dentro del loop.</w:t>
+        <w:t xml:space="preserve">Al cambiar de estado desde el </w:t>
+      </w:r>
+      <w:proofErr w:type="spellStart"/>
+      <w:r>
+        <w:t>callback</w:t>
+      </w:r>
+      <w:proofErr w:type="spellEnd"/>
+      <w:r>
+        <w:t xml:space="preserve"> de un temporizador, la FSM podía ejecutar una transición en un punto inseguro. Se resolvió publicando el evento en </w:t>
+      </w:r>
+      <w:proofErr w:type="spellStart"/>
+      <w:r>
+        <w:t>eventoProgramado</w:t>
+      </w:r>
+      <w:proofErr w:type="spellEnd"/>
+      <w:r>
+        <w:t xml:space="preserve"> y trasladándolo a </w:t>
+      </w:r>
+      <w:proofErr w:type="spellStart"/>
+      <w:r>
+        <w:t>eventoActual</w:t>
+      </w:r>
+      <w:proofErr w:type="spellEnd"/>
+      <w:r>
+        <w:t xml:space="preserve"> con </w:t>
+      </w:r>
+      <w:proofErr w:type="spellStart"/>
+      <w:r>
+        <w:t>taskAvanceAuto</w:t>
+      </w:r>
+      <w:proofErr w:type="spellEnd"/>
+      <w:r>
+        <w:t xml:space="preserve"> dentro del </w:t>
+      </w:r>
+      <w:proofErr w:type="spellStart"/>
+      <w:r>
+        <w:t>loop</w:t>
+      </w:r>
+      <w:proofErr w:type="spellEnd"/>
+      <w:r>
+        <w:t>.</w:t>
       </w:r>
     </w:p>
     <w:p>
@@ -6397,7 +7690,36 @@
         <w:t xml:space="preserve">Rebote del botón físico. </w:t>
       </w:r>
       <w:r>
-        <w:t>Una sola pulsación generaba varias detecciones. Se añadió antirrebote: procesarBoton() arma una tarea corta (taskBotonDebounce) que confirma el estado estable del botón.</w:t>
+        <w:t xml:space="preserve">Una sola pulsación generaba varias detecciones. Se añadió </w:t>
+      </w:r>
+      <w:proofErr w:type="spellStart"/>
+      <w:r>
+        <w:t>antirrebote</w:t>
+      </w:r>
+      <w:proofErr w:type="spellEnd"/>
+      <w:r>
+        <w:t xml:space="preserve">: </w:t>
+      </w:r>
+      <w:proofErr w:type="spellStart"/>
+      <w:proofErr w:type="gramStart"/>
+      <w:r>
+        <w:t>procesarBoton</w:t>
+      </w:r>
+      <w:proofErr w:type="spellEnd"/>
+      <w:r>
+        <w:t>(</w:t>
+      </w:r>
+      <w:proofErr w:type="gramEnd"/>
+      <w:r>
+        <w:t>) arma una tarea corta (</w:t>
+      </w:r>
+      <w:proofErr w:type="spellStart"/>
+      <w:r>
+        <w:t>taskBotonDebounce</w:t>
+      </w:r>
+      <w:proofErr w:type="spellEnd"/>
+      <w:r>
+        <w:t>) que confirma el estado estable del botón.</w:t>
       </w:r>
     </w:p>
     <w:p>
@@ -6418,7 +7740,41 @@
         <w:t xml:space="preserve">Melodía de alarma que bloqueaba. </w:t>
       </w:r>
       <w:r>
-        <w:t>Tocar la melodía con delay() detenía el sistema. Se reescribió como la tarea taskMelodiaAlarma, que avanza una nota cada 25 ms usando tone() de forma no bloqueante.</w:t>
+        <w:t xml:space="preserve">Tocar la melodía con </w:t>
+      </w:r>
+      <w:proofErr w:type="spellStart"/>
+      <w:proofErr w:type="gramStart"/>
+      <w:r>
+        <w:t>delay</w:t>
+      </w:r>
+      <w:proofErr w:type="spellEnd"/>
+      <w:r>
+        <w:t>(</w:t>
+      </w:r>
+      <w:proofErr w:type="gramEnd"/>
+      <w:r>
+        <w:t xml:space="preserve">) detenía el sistema. Se reescribió como la tarea </w:t>
+      </w:r>
+      <w:proofErr w:type="spellStart"/>
+      <w:r>
+        <w:t>taskMelodiaAlarma</w:t>
+      </w:r>
+      <w:proofErr w:type="spellEnd"/>
+      <w:r>
+        <w:t xml:space="preserve">, que avanza una nota cada 25 ms usando </w:t>
+      </w:r>
+      <w:proofErr w:type="spellStart"/>
+      <w:proofErr w:type="gramStart"/>
+      <w:r>
+        <w:t>tone</w:t>
+      </w:r>
+      <w:proofErr w:type="spellEnd"/>
+      <w:r>
+        <w:t>(</w:t>
+      </w:r>
+      <w:proofErr w:type="gramEnd"/>
+      <w:r>
+        <w:t>) de forma no bloqueante.</w:t>
       </w:r>
     </w:p>
     <w:p>
@@ -6498,7 +7854,29 @@
         <w:rPr>
           <w:color w:val="auto"/>
         </w:rPr>
-        <w:t>1. Eliminación de delay() (no bloqueante)</w:t>
+        <w:t xml:space="preserve">1. Eliminación de </w:t>
+      </w:r>
+      <w:proofErr w:type="spellStart"/>
+      <w:proofErr w:type="gramStart"/>
+      <w:r>
+        <w:rPr>
+          <w:color w:val="auto"/>
+        </w:rPr>
+        <w:t>delay</w:t>
+      </w:r>
+      <w:proofErr w:type="spellEnd"/>
+      <w:r>
+        <w:rPr>
+          <w:color w:val="auto"/>
+        </w:rPr>
+        <w:t>(</w:t>
+      </w:r>
+      <w:proofErr w:type="gramEnd"/>
+      <w:r>
+        <w:rPr>
+          <w:color w:val="auto"/>
+        </w:rPr>
+        <w:t>) (no bloqueante)</w:t>
       </w:r>
     </w:p>
     <w:p>
@@ -6507,7 +7885,57 @@
         <w:jc w:val="both"/>
       </w:pPr>
       <w:r>
-        <w:t>Qué se hizo: se erradicó toda espera bloqueante. Todos los tiempos del sistema (puerta abierta, monitoreo, bloqueo, parpadeos, antirrebote y melodía) se resuelven con tareas AsyncTask y contadores de ticks, sin una sola llamada a delay() en el código. Por qué: delay() detiene el único núcleo del AVR, y durante la espera no se atiende teclado, RFID ni sensores. En un sistema de seguridad, congelarse podría significar ignorar una intrusión.</w:t>
+        <w:t xml:space="preserve">Qué se hizo: se erradicó toda espera bloqueante. Todos los tiempos del sistema (puerta abierta, monitoreo, bloqueo, parpadeos, </w:t>
+      </w:r>
+      <w:proofErr w:type="spellStart"/>
+      <w:r>
+        <w:t>antirrebote</w:t>
+      </w:r>
+      <w:proofErr w:type="spellEnd"/>
+      <w:r>
+        <w:t xml:space="preserve"> y melodía) se resuelven con tareas </w:t>
+      </w:r>
+      <w:proofErr w:type="spellStart"/>
+      <w:r>
+        <w:t>AsyncTask</w:t>
+      </w:r>
+      <w:proofErr w:type="spellEnd"/>
+      <w:r>
+        <w:t xml:space="preserve"> y contadores de </w:t>
+      </w:r>
+      <w:proofErr w:type="spellStart"/>
+      <w:r>
+        <w:t>ticks</w:t>
+      </w:r>
+      <w:proofErr w:type="spellEnd"/>
+      <w:r>
+        <w:t xml:space="preserve">, sin una sola llamada a </w:t>
+      </w:r>
+      <w:proofErr w:type="spellStart"/>
+      <w:proofErr w:type="gramStart"/>
+      <w:r>
+        <w:t>delay</w:t>
+      </w:r>
+      <w:proofErr w:type="spellEnd"/>
+      <w:r>
+        <w:t>(</w:t>
+      </w:r>
+      <w:proofErr w:type="gramEnd"/>
+      <w:r>
+        <w:t xml:space="preserve">) en el código. Por qué: </w:t>
+      </w:r>
+      <w:proofErr w:type="spellStart"/>
+      <w:proofErr w:type="gramStart"/>
+      <w:r>
+        <w:t>delay</w:t>
+      </w:r>
+      <w:proofErr w:type="spellEnd"/>
+      <w:r>
+        <w:t>(</w:t>
+      </w:r>
+      <w:proofErr w:type="gramEnd"/>
+      <w:r>
+        <w:t>) detiene el único núcleo del AVR, y durante la espera no se atiende teclado, RFID ni sensores. En un sistema de seguridad, congelarse podría significar ignorar una intrusión.</w:t>
       </w:r>
     </w:p>
     <w:tbl>
@@ -6554,27 +7982,157 @@
                 <w:sz w:val="18"/>
                 <w:szCs w:val="18"/>
               </w:rPr>
-              <w:t>// En lugar de: abrir(); delay(5000); cerrar();  -&gt; congela la CPU 5 s</w:t>
-            </w:r>
-          </w:p>
-          <w:p>
-            <w:r>
-              <w:rPr>
-                <w:rFonts w:ascii="Consolas" w:eastAsia="Consolas" w:hAnsi="Consolas" w:cs="Consolas"/>
-                <w:sz w:val="18"/>
-                <w:szCs w:val="18"/>
-              </w:rPr>
-              <w:t>lockServo.write(90);</w:t>
-            </w:r>
-          </w:p>
-          <w:p>
-            <w:r>
-              <w:rPr>
-                <w:rFonts w:ascii="Consolas" w:eastAsia="Consolas" w:hAnsi="Consolas" w:cs="Consolas"/>
-                <w:sz w:val="18"/>
-                <w:szCs w:val="18"/>
-              </w:rPr>
-              <w:t>taskServo.Start();   // cerrarServo() se invoca a los 5 s, sin bloquear</w:t>
+              <w:t xml:space="preserve">// En lugar de: </w:t>
+            </w:r>
+            <w:proofErr w:type="gramStart"/>
+            <w:r>
+              <w:rPr>
+                <w:rFonts w:ascii="Consolas" w:eastAsia="Consolas" w:hAnsi="Consolas" w:cs="Consolas"/>
+                <w:sz w:val="18"/>
+                <w:szCs w:val="18"/>
+              </w:rPr>
+              <w:t>abrir(</w:t>
+            </w:r>
+            <w:proofErr w:type="gramEnd"/>
+            <w:r>
+              <w:rPr>
+                <w:rFonts w:ascii="Consolas" w:eastAsia="Consolas" w:hAnsi="Consolas" w:cs="Consolas"/>
+                <w:sz w:val="18"/>
+                <w:szCs w:val="18"/>
+              </w:rPr>
+              <w:t xml:space="preserve">); </w:t>
+            </w:r>
+            <w:proofErr w:type="spellStart"/>
+            <w:proofErr w:type="gramStart"/>
+            <w:r>
+              <w:rPr>
+                <w:rFonts w:ascii="Consolas" w:eastAsia="Consolas" w:hAnsi="Consolas" w:cs="Consolas"/>
+                <w:sz w:val="18"/>
+                <w:szCs w:val="18"/>
+              </w:rPr>
+              <w:t>delay</w:t>
+            </w:r>
+            <w:proofErr w:type="spellEnd"/>
+            <w:r>
+              <w:rPr>
+                <w:rFonts w:ascii="Consolas" w:eastAsia="Consolas" w:hAnsi="Consolas" w:cs="Consolas"/>
+                <w:sz w:val="18"/>
+                <w:szCs w:val="18"/>
+              </w:rPr>
+              <w:t>(</w:t>
+            </w:r>
+            <w:proofErr w:type="gramEnd"/>
+            <w:r>
+              <w:rPr>
+                <w:rFonts w:ascii="Consolas" w:eastAsia="Consolas" w:hAnsi="Consolas" w:cs="Consolas"/>
+                <w:sz w:val="18"/>
+                <w:szCs w:val="18"/>
+              </w:rPr>
+              <w:t xml:space="preserve">5000); </w:t>
+            </w:r>
+            <w:proofErr w:type="gramStart"/>
+            <w:r>
+              <w:rPr>
+                <w:rFonts w:ascii="Consolas" w:eastAsia="Consolas" w:hAnsi="Consolas" w:cs="Consolas"/>
+                <w:sz w:val="18"/>
+                <w:szCs w:val="18"/>
+              </w:rPr>
+              <w:t>cerrar();  -</w:t>
+            </w:r>
+            <w:proofErr w:type="gramEnd"/>
+            <w:r>
+              <w:rPr>
+                <w:rFonts w:ascii="Consolas" w:eastAsia="Consolas" w:hAnsi="Consolas" w:cs="Consolas"/>
+                <w:sz w:val="18"/>
+                <w:szCs w:val="18"/>
+              </w:rPr>
+              <w:t>&gt; congela la CPU 5 s</w:t>
+            </w:r>
+          </w:p>
+          <w:p>
+            <w:proofErr w:type="spellStart"/>
+            <w:r>
+              <w:rPr>
+                <w:rFonts w:ascii="Consolas" w:eastAsia="Consolas" w:hAnsi="Consolas" w:cs="Consolas"/>
+                <w:sz w:val="18"/>
+                <w:szCs w:val="18"/>
+              </w:rPr>
+              <w:t>lockServo.write</w:t>
+            </w:r>
+            <w:proofErr w:type="spellEnd"/>
+            <w:r>
+              <w:rPr>
+                <w:rFonts w:ascii="Consolas" w:eastAsia="Consolas" w:hAnsi="Consolas" w:cs="Consolas"/>
+                <w:sz w:val="18"/>
+                <w:szCs w:val="18"/>
+              </w:rPr>
+              <w:t>(90);</w:t>
+            </w:r>
+          </w:p>
+          <w:p>
+            <w:proofErr w:type="spellStart"/>
+            <w:r>
+              <w:rPr>
+                <w:rFonts w:ascii="Consolas" w:eastAsia="Consolas" w:hAnsi="Consolas" w:cs="Consolas"/>
+                <w:sz w:val="18"/>
+                <w:szCs w:val="18"/>
+              </w:rPr>
+              <w:t>taskServo.Start</w:t>
+            </w:r>
+            <w:proofErr w:type="spellEnd"/>
+            <w:r>
+              <w:rPr>
+                <w:rFonts w:ascii="Consolas" w:eastAsia="Consolas" w:hAnsi="Consolas" w:cs="Consolas"/>
+                <w:sz w:val="18"/>
+                <w:szCs w:val="18"/>
+              </w:rPr>
+              <w:t>(</w:t>
+            </w:r>
+            <w:proofErr w:type="gramStart"/>
+            <w:r>
+              <w:rPr>
+                <w:rFonts w:ascii="Consolas" w:eastAsia="Consolas" w:hAnsi="Consolas" w:cs="Consolas"/>
+                <w:sz w:val="18"/>
+                <w:szCs w:val="18"/>
+              </w:rPr>
+              <w:t xml:space="preserve">);   </w:t>
+            </w:r>
+            <w:proofErr w:type="gramEnd"/>
+            <w:r>
+              <w:rPr>
+                <w:rFonts w:ascii="Consolas" w:eastAsia="Consolas" w:hAnsi="Consolas" w:cs="Consolas"/>
+                <w:sz w:val="18"/>
+                <w:szCs w:val="18"/>
+              </w:rPr>
+              <w:t xml:space="preserve">// </w:t>
+            </w:r>
+            <w:proofErr w:type="spellStart"/>
+            <w:proofErr w:type="gramStart"/>
+            <w:r>
+              <w:rPr>
+                <w:rFonts w:ascii="Consolas" w:eastAsia="Consolas" w:hAnsi="Consolas" w:cs="Consolas"/>
+                <w:sz w:val="18"/>
+                <w:szCs w:val="18"/>
+              </w:rPr>
+              <w:t>cerrarServo</w:t>
+            </w:r>
+            <w:proofErr w:type="spellEnd"/>
+            <w:r>
+              <w:rPr>
+                <w:rFonts w:ascii="Consolas" w:eastAsia="Consolas" w:hAnsi="Consolas" w:cs="Consolas"/>
+                <w:sz w:val="18"/>
+                <w:szCs w:val="18"/>
+              </w:rPr>
+              <w:t>(</w:t>
+            </w:r>
+            <w:proofErr w:type="gramEnd"/>
+            <w:r>
+              <w:rPr>
+                <w:rFonts w:ascii="Consolas" w:eastAsia="Consolas" w:hAnsi="Consolas" w:cs="Consolas"/>
+                <w:sz w:val="18"/>
+                <w:szCs w:val="18"/>
+              </w:rPr>
+              <w:t>) se invoca a los 5 s, sin bloquear</w:t>
             </w:r>
           </w:p>
         </w:tc>
@@ -6596,7 +8154,29 @@
         <w:rPr>
           <w:color w:val="auto"/>
         </w:rPr>
-        <w:t>2. Uso limitado de millis() (solo para la hora)</w:t>
+        <w:t xml:space="preserve">2. Uso limitado de </w:t>
+      </w:r>
+      <w:proofErr w:type="spellStart"/>
+      <w:proofErr w:type="gramStart"/>
+      <w:r>
+        <w:rPr>
+          <w:color w:val="auto"/>
+        </w:rPr>
+        <w:t>millis</w:t>
+      </w:r>
+      <w:proofErr w:type="spellEnd"/>
+      <w:r>
+        <w:rPr>
+          <w:color w:val="auto"/>
+        </w:rPr>
+        <w:t>(</w:t>
+      </w:r>
+      <w:proofErr w:type="gramEnd"/>
+      <w:r>
+        <w:rPr>
+          <w:color w:val="auto"/>
+        </w:rPr>
+        <w:t>) (solo para la hora)</w:t>
       </w:r>
     </w:p>
     <w:p>
@@ -6605,7 +8185,62 @@
         <w:jc w:val="both"/>
       </w:pPr>
       <w:r>
-        <w:t>Qué se hizo: por solicitud del profesor, millis() no se usa para controlar alarmas, temporizadores, parpadeos, antirrebote ni melodía; todo eso vive en tareas AsyncTask. El único uso directo de millis() queda reservado al reloj interno de horarios, ya que el Mega no dispone de un módulo RTC externo y necesita una referencia para calcular la hora tras configurarla. Por qué: mantener millis() acotado a una sola responsabilidad hace el temporizado uniforme y evita lógica de tiempo dispersa por el sketch.</w:t>
+        <w:t xml:space="preserve">Qué se hizo: por solicitud del profesor, </w:t>
+      </w:r>
+      <w:proofErr w:type="spellStart"/>
+      <w:proofErr w:type="gramStart"/>
+      <w:r>
+        <w:t>millis</w:t>
+      </w:r>
+      <w:proofErr w:type="spellEnd"/>
+      <w:r>
+        <w:t>(</w:t>
+      </w:r>
+      <w:proofErr w:type="gramEnd"/>
+      <w:r>
+        <w:t xml:space="preserve">) no se usa para controlar alarmas, temporizadores, parpadeos, </w:t>
+      </w:r>
+      <w:proofErr w:type="spellStart"/>
+      <w:r>
+        <w:t>antirrebote</w:t>
+      </w:r>
+      <w:proofErr w:type="spellEnd"/>
+      <w:r>
+        <w:t xml:space="preserve"> ni melodía; todo eso vive en tareas </w:t>
+      </w:r>
+      <w:proofErr w:type="spellStart"/>
+      <w:r>
+        <w:t>AsyncTask</w:t>
+      </w:r>
+      <w:proofErr w:type="spellEnd"/>
+      <w:r>
+        <w:t xml:space="preserve">. El único uso directo de </w:t>
+      </w:r>
+      <w:proofErr w:type="spellStart"/>
+      <w:proofErr w:type="gramStart"/>
+      <w:r>
+        <w:t>millis</w:t>
+      </w:r>
+      <w:proofErr w:type="spellEnd"/>
+      <w:r>
+        <w:t>(</w:t>
+      </w:r>
+      <w:proofErr w:type="gramEnd"/>
+      <w:r>
+        <w:t xml:space="preserve">) queda reservado al reloj interno de horarios, ya que el Mega no dispone de un módulo RTC externo y necesita una referencia para calcular la hora tras configurarla. Por qué: mantener </w:t>
+      </w:r>
+      <w:proofErr w:type="spellStart"/>
+      <w:proofErr w:type="gramStart"/>
+      <w:r>
+        <w:t>millis</w:t>
+      </w:r>
+      <w:proofErr w:type="spellEnd"/>
+      <w:r>
+        <w:t>(</w:t>
+      </w:r>
+      <w:proofErr w:type="gramEnd"/>
+      <w:r>
+        <w:t>) acotado a una sola responsabilidad hace el temporizado uniforme y evita lógica de tiempo dispersa por el sketch.</w:t>
       </w:r>
     </w:p>
     <w:tbl>
@@ -6657,27 +8292,10 @@
                 <w:sz w:val="19"/>
                 <w:szCs w:val="19"/>
               </w:rPr>
-              <w:t>Uso de millis()</w:t>
-            </w:r>
-          </w:p>
-        </w:tc>
-        <w:tc>
-          <w:tcPr>
-            <w:tcW w:w="4680" w:type="dxa"/>
-            <w:tcBorders>
-              <w:top w:val="single" w:sz="1" w:space="0" w:color="CCCCCC"/>
-              <w:left w:val="single" w:sz="1" w:space="0" w:color="CCCCCC"/>
-              <w:bottom w:val="single" w:sz="1" w:space="0" w:color="CCCCCC"/>
-              <w:right w:val="single" w:sz="1" w:space="0" w:color="CCCCCC"/>
-            </w:tcBorders>
-            <w:tcMar>
-              <w:top w:w="80" w:type="dxa"/>
-              <w:left w:w="120" w:type="dxa"/>
-              <w:bottom w:w="80" w:type="dxa"/>
-              <w:right w:w="120" w:type="dxa"/>
-            </w:tcMar>
-          </w:tcPr>
-          <w:p>
+              <w:t xml:space="preserve">Uso de </w:t>
+            </w:r>
+            <w:proofErr w:type="spellStart"/>
+            <w:proofErr w:type="gramStart"/>
             <w:r>
               <w:rPr>
                 <w:b/>
@@ -6685,6 +8303,54 @@
                 <w:sz w:val="19"/>
                 <w:szCs w:val="19"/>
               </w:rPr>
+              <w:t>millis</w:t>
+            </w:r>
+            <w:proofErr w:type="spellEnd"/>
+            <w:r>
+              <w:rPr>
+                <w:b/>
+                <w:bCs/>
+                <w:sz w:val="19"/>
+                <w:szCs w:val="19"/>
+              </w:rPr>
+              <w:t>(</w:t>
+            </w:r>
+            <w:proofErr w:type="gramEnd"/>
+            <w:r>
+              <w:rPr>
+                <w:b/>
+                <w:bCs/>
+                <w:sz w:val="19"/>
+                <w:szCs w:val="19"/>
+              </w:rPr>
+              <w:t>)</w:t>
+            </w:r>
+          </w:p>
+        </w:tc>
+        <w:tc>
+          <w:tcPr>
+            <w:tcW w:w="4680" w:type="dxa"/>
+            <w:tcBorders>
+              <w:top w:val="single" w:sz="1" w:space="0" w:color="CCCCCC"/>
+              <w:left w:val="single" w:sz="1" w:space="0" w:color="CCCCCC"/>
+              <w:bottom w:val="single" w:sz="1" w:space="0" w:color="CCCCCC"/>
+              <w:right w:val="single" w:sz="1" w:space="0" w:color="CCCCCC"/>
+            </w:tcBorders>
+            <w:tcMar>
+              <w:top w:w="80" w:type="dxa"/>
+              <w:left w:w="120" w:type="dxa"/>
+              <w:bottom w:w="80" w:type="dxa"/>
+              <w:right w:w="120" w:type="dxa"/>
+            </w:tcMar>
+          </w:tcPr>
+          <w:p>
+            <w:r>
+              <w:rPr>
+                <w:b/>
+                <w:bCs/>
+                <w:sz w:val="19"/>
+                <w:szCs w:val="19"/>
+              </w:rPr>
               <w:t>Función</w:t>
             </w:r>
           </w:p>
@@ -6734,13 +8400,33 @@
             </w:tcMar>
           </w:tcPr>
           <w:p>
-            <w:r>
-              <w:rPr>
-                <w:rFonts w:ascii="Consolas" w:eastAsia="Consolas" w:hAnsi="Consolas" w:cs="Consolas"/>
-                <w:sz w:val="18"/>
-                <w:szCs w:val="18"/>
-              </w:rPr>
-              <w:t>configurarHoraActual()</w:t>
+            <w:proofErr w:type="spellStart"/>
+            <w:proofErr w:type="gramStart"/>
+            <w:r>
+              <w:rPr>
+                <w:rFonts w:ascii="Consolas" w:eastAsia="Consolas" w:hAnsi="Consolas" w:cs="Consolas"/>
+                <w:sz w:val="18"/>
+                <w:szCs w:val="18"/>
+              </w:rPr>
+              <w:t>configurarHoraActual</w:t>
+            </w:r>
+            <w:proofErr w:type="spellEnd"/>
+            <w:r>
+              <w:rPr>
+                <w:rFonts w:ascii="Consolas" w:eastAsia="Consolas" w:hAnsi="Consolas" w:cs="Consolas"/>
+                <w:sz w:val="18"/>
+                <w:szCs w:val="18"/>
+              </w:rPr>
+              <w:t>(</w:t>
+            </w:r>
+            <w:proofErr w:type="gramEnd"/>
+            <w:r>
+              <w:rPr>
+                <w:rFonts w:ascii="Consolas" w:eastAsia="Consolas" w:hAnsi="Consolas" w:cs="Consolas"/>
+                <w:sz w:val="18"/>
+                <w:szCs w:val="18"/>
+              </w:rPr>
+              <w:t>)</w:t>
             </w:r>
           </w:p>
         </w:tc>
@@ -6843,13 +8529,33 @@
             </w:tcMar>
           </w:tcPr>
           <w:p>
-            <w:r>
-              <w:rPr>
-                <w:rFonts w:ascii="Consolas" w:eastAsia="Consolas" w:hAnsi="Consolas" w:cs="Consolas"/>
-                <w:sz w:val="18"/>
-                <w:szCs w:val="18"/>
-              </w:rPr>
-              <w:t>minutoActualDelDia()</w:t>
+            <w:proofErr w:type="spellStart"/>
+            <w:proofErr w:type="gramStart"/>
+            <w:r>
+              <w:rPr>
+                <w:rFonts w:ascii="Consolas" w:eastAsia="Consolas" w:hAnsi="Consolas" w:cs="Consolas"/>
+                <w:sz w:val="18"/>
+                <w:szCs w:val="18"/>
+              </w:rPr>
+              <w:t>minutoActualDelDia</w:t>
+            </w:r>
+            <w:proofErr w:type="spellEnd"/>
+            <w:r>
+              <w:rPr>
+                <w:rFonts w:ascii="Consolas" w:eastAsia="Consolas" w:hAnsi="Consolas" w:cs="Consolas"/>
+                <w:sz w:val="18"/>
+                <w:szCs w:val="18"/>
+              </w:rPr>
+              <w:t>(</w:t>
+            </w:r>
+            <w:proofErr w:type="gramEnd"/>
+            <w:r>
+              <w:rPr>
+                <w:rFonts w:ascii="Consolas" w:eastAsia="Consolas" w:hAnsi="Consolas" w:cs="Consolas"/>
+                <w:sz w:val="18"/>
+                <w:szCs w:val="18"/>
+              </w:rPr>
+              <w:t>)</w:t>
             </w:r>
           </w:p>
         </w:tc>
@@ -6880,7 +8586,15 @@
         <w:jc w:val="both"/>
       </w:pPr>
       <w:r>
-        <w:t>Qué se hizo: los números mágicos (tamaños de buffer, longitudes, desplazamientos en EEPROM, direcciones, umbrales, pines, tiempos y notas musicales) se sustituyeron por directivas #define con nombre. Por qué: un #define no ocupa SRAM (lo sustituye el preprocesador en flash), centraliza los valores y documenta la intención, evitando errores al cambiar un literal y olvidar otro.</w:t>
+        <w:t xml:space="preserve">Qué se hizo: los números mágicos (tamaños de buffer, longitudes, desplazamientos en EEPROM, direcciones, umbrales, pines, tiempos y notas musicales) se sustituyeron por directivas #define con nombre. Por qué: un #define no ocupa SRAM (lo sustituye el preprocesador en </w:t>
+      </w:r>
+      <w:proofErr w:type="gramStart"/>
+      <w:r>
+        <w:t>flash</w:t>
+      </w:r>
+      <w:proofErr w:type="gramEnd"/>
+      <w:r>
+        <w:t>), centraliza los valores y documenta la intención, evitando errores al cambiar un literal y olvidar otro.</w:t>
       </w:r>
     </w:p>
     <w:tbl>
@@ -6989,7 +8703,60 @@
         <w:jc w:val="both"/>
       </w:pPr>
       <w:r>
-        <w:t>Qué se hizo: cada variable global usa el tipo más pequeño capaz de contener su rango. Contadores y banderas pasaron a byte/bool; las lecturas y umbrales del ADC (0–1023) y los tiempos del día (0–1439) son unsigned int (16 bits); solo la base del reloj usa unsigned long (32 bits). Por qué: el AVR es de 8 bits, así que operar un byte es una sola instrucción y se ahorra SRAM; usar un tipo menor para la base de millis() provocaría desbordamiento.</w:t>
+        <w:t>Qué se hizo: cada variable global usa el tipo más pequeño capaz de contener su rango. Contadores y banderas pasaron a byte/</w:t>
+      </w:r>
+      <w:proofErr w:type="spellStart"/>
+      <w:r>
+        <w:t>bool</w:t>
+      </w:r>
+      <w:proofErr w:type="spellEnd"/>
+      <w:r>
+        <w:t xml:space="preserve">; las lecturas y umbrales del ADC (0–1023) y los tiempos del día (0–1439) son </w:t>
+      </w:r>
+      <w:proofErr w:type="spellStart"/>
+      <w:r>
+        <w:t>unsigned</w:t>
+      </w:r>
+      <w:proofErr w:type="spellEnd"/>
+      <w:r>
+        <w:t xml:space="preserve"> </w:t>
+      </w:r>
+      <w:proofErr w:type="spellStart"/>
+      <w:r>
+        <w:t>int</w:t>
+      </w:r>
+      <w:proofErr w:type="spellEnd"/>
+      <w:r>
+        <w:t xml:space="preserve"> (16 bits); solo la base del reloj usa </w:t>
+      </w:r>
+      <w:proofErr w:type="spellStart"/>
+      <w:r>
+        <w:t>unsigned</w:t>
+      </w:r>
+      <w:proofErr w:type="spellEnd"/>
+      <w:r>
+        <w:t xml:space="preserve"> </w:t>
+      </w:r>
+      <w:proofErr w:type="spellStart"/>
+      <w:r>
+        <w:t>long</w:t>
+      </w:r>
+      <w:proofErr w:type="spellEnd"/>
+      <w:r>
+        <w:t xml:space="preserve"> (32 bits). Por qué: el AVR es de 8 bits, así que operar un byte es una sola instrucción y se ahorra SRAM; usar un tipo menor para la base de </w:t>
+      </w:r>
+      <w:proofErr w:type="spellStart"/>
+      <w:proofErr w:type="gramStart"/>
+      <w:r>
+        <w:t>millis</w:t>
+      </w:r>
+      <w:proofErr w:type="spellEnd"/>
+      <w:r>
+        <w:t>(</w:t>
+      </w:r>
+      <w:proofErr w:type="gramEnd"/>
+      <w:r>
+        <w:t>) provocaría desbordamiento.</w:t>
       </w:r>
     </w:p>
     <w:tbl>
@@ -7150,13 +8917,31 @@
             </w:tcMar>
           </w:tcPr>
           <w:p>
-            <w:r>
-              <w:rPr>
-                <w:sz w:val="18"/>
-                <w:szCs w:val="18"/>
-              </w:rPr>
-              <w:t>posPassword, intentosFallidos</w:t>
-            </w:r>
+            <w:proofErr w:type="spellStart"/>
+            <w:r>
+              <w:rPr>
+                <w:sz w:val="18"/>
+                <w:szCs w:val="18"/>
+              </w:rPr>
+              <w:t>posPassword</w:t>
+            </w:r>
+            <w:proofErr w:type="spellEnd"/>
+            <w:r>
+              <w:rPr>
+                <w:sz w:val="18"/>
+                <w:szCs w:val="18"/>
+              </w:rPr>
+              <w:t xml:space="preserve">, </w:t>
+            </w:r>
+            <w:proofErr w:type="spellStart"/>
+            <w:r>
+              <w:rPr>
+                <w:sz w:val="18"/>
+                <w:szCs w:val="18"/>
+              </w:rPr>
+              <w:t>intentosFallidos</w:t>
+            </w:r>
+            <w:proofErr w:type="spellEnd"/>
           </w:p>
         </w:tc>
         <w:tc>
@@ -7256,13 +9041,31 @@
             </w:tcMar>
           </w:tcPr>
           <w:p>
-            <w:r>
-              <w:rPr>
-                <w:sz w:val="18"/>
-                <w:szCs w:val="18"/>
-              </w:rPr>
-              <w:t>perfilActual, usosClaveActual</w:t>
-            </w:r>
+            <w:proofErr w:type="spellStart"/>
+            <w:r>
+              <w:rPr>
+                <w:sz w:val="18"/>
+                <w:szCs w:val="18"/>
+              </w:rPr>
+              <w:t>perfilActual</w:t>
+            </w:r>
+            <w:proofErr w:type="spellEnd"/>
+            <w:r>
+              <w:rPr>
+                <w:sz w:val="18"/>
+                <w:szCs w:val="18"/>
+              </w:rPr>
+              <w:t xml:space="preserve">, </w:t>
+            </w:r>
+            <w:proofErr w:type="spellStart"/>
+            <w:r>
+              <w:rPr>
+                <w:sz w:val="18"/>
+                <w:szCs w:val="18"/>
+              </w:rPr>
+              <w:t>usosClaveActual</w:t>
+            </w:r>
+            <w:proofErr w:type="spellEnd"/>
           </w:p>
         </w:tc>
         <w:tc>
@@ -7362,12 +9165,21 @@
             </w:tcMar>
           </w:tcPr>
           <w:p>
-            <w:r>
-              <w:rPr>
-                <w:sz w:val="18"/>
-                <w:szCs w:val="18"/>
-              </w:rPr>
-              <w:t>modoIngresoClave, banderas</w:t>
+            <w:proofErr w:type="spellStart"/>
+            <w:r>
+              <w:rPr>
+                <w:sz w:val="18"/>
+                <w:szCs w:val="18"/>
+              </w:rPr>
+              <w:t>modoIngresoClave</w:t>
+            </w:r>
+            <w:proofErr w:type="spellEnd"/>
+            <w:r>
+              <w:rPr>
+                <w:sz w:val="18"/>
+                <w:szCs w:val="18"/>
+              </w:rPr>
+              <w:t>, banderas</w:t>
             </w:r>
           </w:p>
         </w:tc>
@@ -7388,6 +9200,7 @@
             </w:tcMar>
           </w:tcPr>
           <w:p>
+            <w:proofErr w:type="spellStart"/>
             <w:r>
               <w:rPr>
                 <w:sz w:val="18"/>
@@ -7395,6 +9208,7 @@
               </w:rPr>
               <w:t>bool</w:t>
             </w:r>
+            <w:proofErr w:type="spellEnd"/>
           </w:p>
         </w:tc>
         <w:tc>
@@ -7468,13 +9282,47 @@
             </w:tcMar>
           </w:tcPr>
           <w:p>
-            <w:r>
-              <w:rPr>
-                <w:sz w:val="18"/>
-                <w:szCs w:val="18"/>
-              </w:rPr>
-              <w:t>lecturaHall, lecturaSonido, lecturaLuz</w:t>
-            </w:r>
+            <w:proofErr w:type="spellStart"/>
+            <w:r>
+              <w:rPr>
+                <w:sz w:val="18"/>
+                <w:szCs w:val="18"/>
+              </w:rPr>
+              <w:t>lecturaHall</w:t>
+            </w:r>
+            <w:proofErr w:type="spellEnd"/>
+            <w:r>
+              <w:rPr>
+                <w:sz w:val="18"/>
+                <w:szCs w:val="18"/>
+              </w:rPr>
+              <w:t xml:space="preserve">, </w:t>
+            </w:r>
+            <w:proofErr w:type="spellStart"/>
+            <w:r>
+              <w:rPr>
+                <w:sz w:val="18"/>
+                <w:szCs w:val="18"/>
+              </w:rPr>
+              <w:t>lecturaSonido</w:t>
+            </w:r>
+            <w:proofErr w:type="spellEnd"/>
+            <w:r>
+              <w:rPr>
+                <w:sz w:val="18"/>
+                <w:szCs w:val="18"/>
+              </w:rPr>
+              <w:t xml:space="preserve">, </w:t>
+            </w:r>
+            <w:proofErr w:type="spellStart"/>
+            <w:r>
+              <w:rPr>
+                <w:sz w:val="18"/>
+                <w:szCs w:val="18"/>
+              </w:rPr>
+              <w:t>lecturaLuz</w:t>
+            </w:r>
+            <w:proofErr w:type="spellEnd"/>
           </w:p>
         </w:tc>
         <w:tc>
@@ -7494,13 +9342,31 @@
             </w:tcMar>
           </w:tcPr>
           <w:p>
-            <w:r>
-              <w:rPr>
-                <w:sz w:val="18"/>
-                <w:szCs w:val="18"/>
-              </w:rPr>
-              <w:t>unsigned int</w:t>
-            </w:r>
+            <w:proofErr w:type="spellStart"/>
+            <w:r>
+              <w:rPr>
+                <w:sz w:val="18"/>
+                <w:szCs w:val="18"/>
+              </w:rPr>
+              <w:t>unsigned</w:t>
+            </w:r>
+            <w:proofErr w:type="spellEnd"/>
+            <w:r>
+              <w:rPr>
+                <w:sz w:val="18"/>
+                <w:szCs w:val="18"/>
+              </w:rPr>
+              <w:t xml:space="preserve"> </w:t>
+            </w:r>
+            <w:proofErr w:type="spellStart"/>
+            <w:r>
+              <w:rPr>
+                <w:sz w:val="18"/>
+                <w:szCs w:val="18"/>
+              </w:rPr>
+              <w:t>int</w:t>
+            </w:r>
+            <w:proofErr w:type="spellEnd"/>
           </w:p>
         </w:tc>
         <w:tc>
@@ -7574,13 +9440,47 @@
             </w:tcMar>
           </w:tcPr>
           <w:p>
-            <w:r>
-              <w:rPr>
-                <w:sz w:val="18"/>
-                <w:szCs w:val="18"/>
-              </w:rPr>
-              <w:t>umbralLuz, umbralHall, umbralRuido</w:t>
-            </w:r>
+            <w:proofErr w:type="spellStart"/>
+            <w:r>
+              <w:rPr>
+                <w:sz w:val="18"/>
+                <w:szCs w:val="18"/>
+              </w:rPr>
+              <w:t>umbralLuz</w:t>
+            </w:r>
+            <w:proofErr w:type="spellEnd"/>
+            <w:r>
+              <w:rPr>
+                <w:sz w:val="18"/>
+                <w:szCs w:val="18"/>
+              </w:rPr>
+              <w:t xml:space="preserve">, </w:t>
+            </w:r>
+            <w:proofErr w:type="spellStart"/>
+            <w:r>
+              <w:rPr>
+                <w:sz w:val="18"/>
+                <w:szCs w:val="18"/>
+              </w:rPr>
+              <w:t>umbralHall</w:t>
+            </w:r>
+            <w:proofErr w:type="spellEnd"/>
+            <w:r>
+              <w:rPr>
+                <w:sz w:val="18"/>
+                <w:szCs w:val="18"/>
+              </w:rPr>
+              <w:t xml:space="preserve">, </w:t>
+            </w:r>
+            <w:proofErr w:type="spellStart"/>
+            <w:r>
+              <w:rPr>
+                <w:sz w:val="18"/>
+                <w:szCs w:val="18"/>
+              </w:rPr>
+              <w:t>umbralRuido</w:t>
+            </w:r>
+            <w:proofErr w:type="spellEnd"/>
           </w:p>
         </w:tc>
         <w:tc>
@@ -7600,13 +9500,31 @@
             </w:tcMar>
           </w:tcPr>
           <w:p>
-            <w:r>
-              <w:rPr>
-                <w:sz w:val="18"/>
-                <w:szCs w:val="18"/>
-              </w:rPr>
-              <w:t>unsigned int</w:t>
-            </w:r>
+            <w:proofErr w:type="spellStart"/>
+            <w:r>
+              <w:rPr>
+                <w:sz w:val="18"/>
+                <w:szCs w:val="18"/>
+              </w:rPr>
+              <w:t>unsigned</w:t>
+            </w:r>
+            <w:proofErr w:type="spellEnd"/>
+            <w:r>
+              <w:rPr>
+                <w:sz w:val="18"/>
+                <w:szCs w:val="18"/>
+              </w:rPr>
+              <w:t xml:space="preserve"> </w:t>
+            </w:r>
+            <w:proofErr w:type="spellStart"/>
+            <w:r>
+              <w:rPr>
+                <w:sz w:val="18"/>
+                <w:szCs w:val="18"/>
+              </w:rPr>
+              <w:t>int</w:t>
+            </w:r>
+            <w:proofErr w:type="spellEnd"/>
           </w:p>
         </w:tc>
         <w:tc>
@@ -7680,12 +9598,21 @@
             </w:tcMar>
           </w:tcPr>
           <w:p>
-            <w:r>
-              <w:rPr>
-                <w:sz w:val="18"/>
-                <w:szCs w:val="18"/>
-              </w:rPr>
-              <w:t>minutoBaseReloj, horarios</w:t>
+            <w:proofErr w:type="spellStart"/>
+            <w:r>
+              <w:rPr>
+                <w:sz w:val="18"/>
+                <w:szCs w:val="18"/>
+              </w:rPr>
+              <w:t>minutoBaseReloj</w:t>
+            </w:r>
+            <w:proofErr w:type="spellEnd"/>
+            <w:r>
+              <w:rPr>
+                <w:sz w:val="18"/>
+                <w:szCs w:val="18"/>
+              </w:rPr>
+              <w:t>, horarios</w:t>
             </w:r>
           </w:p>
         </w:tc>
@@ -7706,13 +9633,31 @@
             </w:tcMar>
           </w:tcPr>
           <w:p>
-            <w:r>
-              <w:rPr>
-                <w:sz w:val="18"/>
-                <w:szCs w:val="18"/>
-              </w:rPr>
-              <w:t>unsigned int</w:t>
-            </w:r>
+            <w:proofErr w:type="spellStart"/>
+            <w:r>
+              <w:rPr>
+                <w:sz w:val="18"/>
+                <w:szCs w:val="18"/>
+              </w:rPr>
+              <w:t>unsigned</w:t>
+            </w:r>
+            <w:proofErr w:type="spellEnd"/>
+            <w:r>
+              <w:rPr>
+                <w:sz w:val="18"/>
+                <w:szCs w:val="18"/>
+              </w:rPr>
+              <w:t xml:space="preserve"> </w:t>
+            </w:r>
+            <w:proofErr w:type="spellStart"/>
+            <w:r>
+              <w:rPr>
+                <w:sz w:val="18"/>
+                <w:szCs w:val="18"/>
+              </w:rPr>
+              <w:t>int</w:t>
+            </w:r>
+            <w:proofErr w:type="spellEnd"/>
           </w:p>
         </w:tc>
         <w:tc>
@@ -7786,6 +9731,7 @@
             </w:tcMar>
           </w:tcPr>
           <w:p>
+            <w:proofErr w:type="spellStart"/>
             <w:r>
               <w:rPr>
                 <w:sz w:val="18"/>
@@ -7793,6 +9739,7 @@
               </w:rPr>
               <w:t>umbralTemp</w:t>
             </w:r>
+            <w:proofErr w:type="spellEnd"/>
           </w:p>
         </w:tc>
         <w:tc>
@@ -7892,6 +9839,7 @@
             </w:tcMar>
           </w:tcPr>
           <w:p>
+            <w:proofErr w:type="spellStart"/>
             <w:r>
               <w:rPr>
                 <w:sz w:val="18"/>
@@ -7899,6 +9847,7 @@
               </w:rPr>
               <w:t>millisBaseReloj</w:t>
             </w:r>
+            <w:proofErr w:type="spellEnd"/>
           </w:p>
         </w:tc>
         <w:tc>
@@ -7918,13 +9867,31 @@
             </w:tcMar>
           </w:tcPr>
           <w:p>
-            <w:r>
-              <w:rPr>
-                <w:sz w:val="18"/>
-                <w:szCs w:val="18"/>
-              </w:rPr>
-              <w:t>unsigned long</w:t>
-            </w:r>
+            <w:proofErr w:type="spellStart"/>
+            <w:r>
+              <w:rPr>
+                <w:sz w:val="18"/>
+                <w:szCs w:val="18"/>
+              </w:rPr>
+              <w:t>unsigned</w:t>
+            </w:r>
+            <w:proofErr w:type="spellEnd"/>
+            <w:r>
+              <w:rPr>
+                <w:sz w:val="18"/>
+                <w:szCs w:val="18"/>
+              </w:rPr>
+              <w:t xml:space="preserve"> </w:t>
+            </w:r>
+            <w:proofErr w:type="spellStart"/>
+            <w:r>
+              <w:rPr>
+                <w:sz w:val="18"/>
+                <w:szCs w:val="18"/>
+              </w:rPr>
+              <w:t>long</w:t>
+            </w:r>
+            <w:proofErr w:type="spellEnd"/>
           </w:p>
         </w:tc>
         <w:tc>
@@ -7992,7 +9959,27 @@
           <w:sz w:val="18"/>
           <w:szCs w:val="18"/>
         </w:rPr>
-        <w:t>* El bool ocupa un byte por direccionamiento, pero representa un único bit de información.</w:t>
+        <w:t xml:space="preserve">* El </w:t>
+      </w:r>
+      <w:proofErr w:type="spellStart"/>
+      <w:r>
+        <w:rPr>
+          <w:i/>
+          <w:iCs/>
+          <w:sz w:val="18"/>
+          <w:szCs w:val="18"/>
+        </w:rPr>
+        <w:t>bool</w:t>
+      </w:r>
+      <w:proofErr w:type="spellEnd"/>
+      <w:r>
+        <w:rPr>
+          <w:i/>
+          <w:iCs/>
+          <w:sz w:val="18"/>
+          <w:szCs w:val="18"/>
+        </w:rPr>
+        <w:t xml:space="preserve"> ocupa un byte por direccionamiento, pero representa un único bit de información.</w:t>
       </w:r>
     </w:p>
     <w:p>
@@ -8011,7 +9998,21 @@
         <w:rPr>
           <w:color w:val="auto"/>
         </w:rPr>
-        <w:t>5. Bucles for con conteo decreciente</w:t>
+        <w:t xml:space="preserve">5. Bucles </w:t>
+      </w:r>
+      <w:proofErr w:type="spellStart"/>
+      <w:r>
+        <w:rPr>
+          <w:color w:val="auto"/>
+        </w:rPr>
+        <w:t>for</w:t>
+      </w:r>
+      <w:proofErr w:type="spellEnd"/>
+      <w:r>
+        <w:rPr>
+          <w:color w:val="auto"/>
+        </w:rPr>
+        <w:t xml:space="preserve"> con conteo decreciente</w:t>
       </w:r>
     </w:p>
     <w:p>
@@ -8020,7 +10021,31 @@
         <w:jc w:val="both"/>
       </w:pPr>
       <w:r>
-        <w:t>Qué se hizo: los recorridos cuentan hacia cero con una variable restantes; cuando se necesita el índice ascendente se deriva con i = N - restantes. Por qué: en el AVR comparar contra cero es más barato (usa la zero flag), por lo que la condición restantes &gt; 0 ahorra instrucciones frente a i &lt; N en cada iteración.</w:t>
+        <w:t xml:space="preserve">Qué se hizo: los recorridos cuentan hacia cero con una variable restantes; cuando se necesita el índice ascendente se deriva con i = N - restantes. Por qué: en el AVR comparar contra cero es más barato (usa la </w:t>
+      </w:r>
+      <w:proofErr w:type="spellStart"/>
+      <w:r>
+        <w:t>zero</w:t>
+      </w:r>
+      <w:proofErr w:type="spellEnd"/>
+      <w:r>
+        <w:t xml:space="preserve"> </w:t>
+      </w:r>
+      <w:proofErr w:type="spellStart"/>
+      <w:r>
+        <w:t>flag</w:t>
+      </w:r>
+      <w:proofErr w:type="spellEnd"/>
+      <w:r>
+        <w:t xml:space="preserve">), por lo que la </w:t>
+      </w:r>
+      <w:proofErr w:type="gramStart"/>
+      <w:r>
+        <w:t>condición restantes</w:t>
+      </w:r>
+      <w:proofErr w:type="gramEnd"/>
+      <w:r>
+        <w:t xml:space="preserve"> &gt; 0 ahorra instrucciones frente a i &lt; N en cada iteración.</w:t>
       </w:r>
     </w:p>
     <w:tbl>
@@ -8061,33 +10086,133 @@
             </w:tcMar>
           </w:tcPr>
           <w:p>
-            <w:r>
-              <w:rPr>
-                <w:rFonts w:ascii="Consolas" w:eastAsia="Consolas" w:hAnsi="Consolas" w:cs="Consolas"/>
-                <w:sz w:val="18"/>
-                <w:szCs w:val="18"/>
-              </w:rPr>
-              <w:t>for (byte restantes = MAX_USUARIOS; restantes &gt; 0; restantes--) {</w:t>
-            </w:r>
-          </w:p>
-          <w:p>
-            <w:r>
-              <w:rPr>
-                <w:rFonts w:ascii="Consolas" w:eastAsia="Consolas" w:hAnsi="Consolas" w:cs="Consolas"/>
-                <w:sz w:val="18"/>
-                <w:szCs w:val="18"/>
-              </w:rPr>
-              <w:t xml:space="preserve">  byte i = MAX_USUARIOS - restantes;   // indice ascendente si se requiere</w:t>
-            </w:r>
-          </w:p>
-          <w:p>
-            <w:r>
-              <w:rPr>
-                <w:rFonts w:ascii="Consolas" w:eastAsia="Consolas" w:hAnsi="Consolas" w:cs="Consolas"/>
-                <w:sz w:val="18"/>
-                <w:szCs w:val="18"/>
-              </w:rPr>
-              <w:t xml:space="preserve">  unsigned int base = DIR_USUARIOS + i * TAM_USUARIO;</w:t>
+            <w:proofErr w:type="spellStart"/>
+            <w:r>
+              <w:rPr>
+                <w:rFonts w:ascii="Consolas" w:eastAsia="Consolas" w:hAnsi="Consolas" w:cs="Consolas"/>
+                <w:sz w:val="18"/>
+                <w:szCs w:val="18"/>
+              </w:rPr>
+              <w:t>for</w:t>
+            </w:r>
+            <w:proofErr w:type="spellEnd"/>
+            <w:r>
+              <w:rPr>
+                <w:rFonts w:ascii="Consolas" w:eastAsia="Consolas" w:hAnsi="Consolas" w:cs="Consolas"/>
+                <w:sz w:val="18"/>
+                <w:szCs w:val="18"/>
+              </w:rPr>
+              <w:t xml:space="preserve"> (</w:t>
+            </w:r>
+            <w:proofErr w:type="gramStart"/>
+            <w:r>
+              <w:rPr>
+                <w:rFonts w:ascii="Consolas" w:eastAsia="Consolas" w:hAnsi="Consolas" w:cs="Consolas"/>
+                <w:sz w:val="18"/>
+                <w:szCs w:val="18"/>
+              </w:rPr>
+              <w:t>byte restantes</w:t>
+            </w:r>
+            <w:proofErr w:type="gramEnd"/>
+            <w:r>
+              <w:rPr>
+                <w:rFonts w:ascii="Consolas" w:eastAsia="Consolas" w:hAnsi="Consolas" w:cs="Consolas"/>
+                <w:sz w:val="18"/>
+                <w:szCs w:val="18"/>
+              </w:rPr>
+              <w:t xml:space="preserve"> = MAX_USUARIOS; restantes &gt; 0; restantes--) {</w:t>
+            </w:r>
+          </w:p>
+          <w:p>
+            <w:r>
+              <w:rPr>
+                <w:rFonts w:ascii="Consolas" w:eastAsia="Consolas" w:hAnsi="Consolas" w:cs="Consolas"/>
+                <w:sz w:val="18"/>
+                <w:szCs w:val="18"/>
+              </w:rPr>
+              <w:t xml:space="preserve">  byte i = MAX_USUARIOS - </w:t>
+            </w:r>
+            <w:proofErr w:type="gramStart"/>
+            <w:r>
+              <w:rPr>
+                <w:rFonts w:ascii="Consolas" w:eastAsia="Consolas" w:hAnsi="Consolas" w:cs="Consolas"/>
+                <w:sz w:val="18"/>
+                <w:szCs w:val="18"/>
+              </w:rPr>
+              <w:t xml:space="preserve">restantes;   </w:t>
+            </w:r>
+            <w:proofErr w:type="gramEnd"/>
+            <w:r>
+              <w:rPr>
+                <w:rFonts w:ascii="Consolas" w:eastAsia="Consolas" w:hAnsi="Consolas" w:cs="Consolas"/>
+                <w:sz w:val="18"/>
+                <w:szCs w:val="18"/>
+              </w:rPr>
+              <w:t xml:space="preserve">// </w:t>
+            </w:r>
+            <w:proofErr w:type="spellStart"/>
+            <w:r>
+              <w:rPr>
+                <w:rFonts w:ascii="Consolas" w:eastAsia="Consolas" w:hAnsi="Consolas" w:cs="Consolas"/>
+                <w:sz w:val="18"/>
+                <w:szCs w:val="18"/>
+              </w:rPr>
+              <w:t>indice</w:t>
+            </w:r>
+            <w:proofErr w:type="spellEnd"/>
+            <w:r>
+              <w:rPr>
+                <w:rFonts w:ascii="Consolas" w:eastAsia="Consolas" w:hAnsi="Consolas" w:cs="Consolas"/>
+                <w:sz w:val="18"/>
+                <w:szCs w:val="18"/>
+              </w:rPr>
+              <w:t xml:space="preserve"> ascendente si se requiere</w:t>
+            </w:r>
+          </w:p>
+          <w:p>
+            <w:r>
+              <w:rPr>
+                <w:rFonts w:ascii="Consolas" w:eastAsia="Consolas" w:hAnsi="Consolas" w:cs="Consolas"/>
+                <w:sz w:val="18"/>
+                <w:szCs w:val="18"/>
+              </w:rPr>
+              <w:t xml:space="preserve">  </w:t>
+            </w:r>
+            <w:proofErr w:type="spellStart"/>
+            <w:r>
+              <w:rPr>
+                <w:rFonts w:ascii="Consolas" w:eastAsia="Consolas" w:hAnsi="Consolas" w:cs="Consolas"/>
+                <w:sz w:val="18"/>
+                <w:szCs w:val="18"/>
+              </w:rPr>
+              <w:t>unsigned</w:t>
+            </w:r>
+            <w:proofErr w:type="spellEnd"/>
+            <w:r>
+              <w:rPr>
+                <w:rFonts w:ascii="Consolas" w:eastAsia="Consolas" w:hAnsi="Consolas" w:cs="Consolas"/>
+                <w:sz w:val="18"/>
+                <w:szCs w:val="18"/>
+              </w:rPr>
+              <w:t xml:space="preserve"> </w:t>
+            </w:r>
+            <w:proofErr w:type="spellStart"/>
+            <w:r>
+              <w:rPr>
+                <w:rFonts w:ascii="Consolas" w:eastAsia="Consolas" w:hAnsi="Consolas" w:cs="Consolas"/>
+                <w:sz w:val="18"/>
+                <w:szCs w:val="18"/>
+              </w:rPr>
+              <w:t>int</w:t>
+            </w:r>
+            <w:proofErr w:type="spellEnd"/>
+            <w:r>
+              <w:rPr>
+                <w:rFonts w:ascii="Consolas" w:eastAsia="Consolas" w:hAnsi="Consolas" w:cs="Consolas"/>
+                <w:sz w:val="18"/>
+                <w:szCs w:val="18"/>
+              </w:rPr>
+              <w:t xml:space="preserve"> base = DIR_USUARIOS + i * TAM_USUARIO;</w:t>
             </w:r>
           </w:p>
           <w:p>
@@ -8128,7 +10253,31 @@
         <w:jc w:val="both"/>
       </w:pPr>
       <w:r>
-        <w:t>Qué se hizo: la melodía de alarma (notas y duraciones) se almacena en la memoria de programa con PROGMEM y se lee con pgm_read_byte_near(). Por qué: es un arreglo constante que no cambia; guardarlo en flash libera la escasa SRAM para variables que sí cambian.</w:t>
+        <w:t xml:space="preserve">Qué se hizo: la melodía de alarma (notas y duraciones) se almacena en la memoria de programa con PROGMEM y se lee con </w:t>
+      </w:r>
+      <w:proofErr w:type="spellStart"/>
+      <w:r>
+        <w:t>pgm_read_byte_</w:t>
+      </w:r>
+      <w:proofErr w:type="gramStart"/>
+      <w:r>
+        <w:t>near</w:t>
+      </w:r>
+      <w:proofErr w:type="spellEnd"/>
+      <w:r>
+        <w:t>(</w:t>
+      </w:r>
+      <w:proofErr w:type="gramEnd"/>
+      <w:r>
+        <w:t xml:space="preserve">). Por qué: es un arreglo constante que no cambia; guardarlo en </w:t>
+      </w:r>
+      <w:proofErr w:type="gramStart"/>
+      <w:r>
+        <w:t>flash</w:t>
+      </w:r>
+      <w:proofErr w:type="gramEnd"/>
+      <w:r>
+        <w:t xml:space="preserve"> libera la escasa SRAM para variables que sí cambian.</w:t>
       </w:r>
     </w:p>
     <w:tbl>
@@ -8169,23 +10318,161 @@
             </w:tcMar>
           </w:tcPr>
           <w:p>
-            <w:r>
-              <w:rPr>
-                <w:rFonts w:ascii="Consolas" w:eastAsia="Consolas" w:hAnsi="Consolas" w:cs="Consolas"/>
-                <w:sz w:val="18"/>
-                <w:szCs w:val="18"/>
-              </w:rPr>
-              <w:t>const byte notasDoomAlarma[] PROGMEM = { NOTE_E2, NOTE_E2, ... };</w:t>
-            </w:r>
-          </w:p>
-          <w:p>
-            <w:r>
-              <w:rPr>
-                <w:rFonts w:ascii="Consolas" w:eastAsia="Consolas" w:hAnsi="Consolas" w:cs="Consolas"/>
-                <w:sz w:val="18"/>
-                <w:szCs w:val="18"/>
-              </w:rPr>
-              <w:t>byte nota = pgm_read_byte_near(notasDoomAlarma + indiceMelodiaAlarma);</w:t>
+            <w:proofErr w:type="spellStart"/>
+            <w:r>
+              <w:rPr>
+                <w:rFonts w:ascii="Consolas" w:eastAsia="Consolas" w:hAnsi="Consolas" w:cs="Consolas"/>
+                <w:sz w:val="18"/>
+                <w:szCs w:val="18"/>
+              </w:rPr>
+              <w:t>const</w:t>
+            </w:r>
+            <w:proofErr w:type="spellEnd"/>
+            <w:r>
+              <w:rPr>
+                <w:rFonts w:ascii="Consolas" w:eastAsia="Consolas" w:hAnsi="Consolas" w:cs="Consolas"/>
+                <w:sz w:val="18"/>
+                <w:szCs w:val="18"/>
+              </w:rPr>
+              <w:t xml:space="preserve"> byte </w:t>
+            </w:r>
+            <w:proofErr w:type="spellStart"/>
+            <w:proofErr w:type="gramStart"/>
+            <w:r>
+              <w:rPr>
+                <w:rFonts w:ascii="Consolas" w:eastAsia="Consolas" w:hAnsi="Consolas" w:cs="Consolas"/>
+                <w:sz w:val="18"/>
+                <w:szCs w:val="18"/>
+              </w:rPr>
+              <w:t>notasDoomAlarma</w:t>
+            </w:r>
+            <w:proofErr w:type="spellEnd"/>
+            <w:r>
+              <w:rPr>
+                <w:rFonts w:ascii="Consolas" w:eastAsia="Consolas" w:hAnsi="Consolas" w:cs="Consolas"/>
+                <w:sz w:val="18"/>
+                <w:szCs w:val="18"/>
+              </w:rPr>
+              <w:t>[</w:t>
+            </w:r>
+            <w:proofErr w:type="gramEnd"/>
+            <w:r>
+              <w:rPr>
+                <w:rFonts w:ascii="Consolas" w:eastAsia="Consolas" w:hAnsi="Consolas" w:cs="Consolas"/>
+                <w:sz w:val="18"/>
+                <w:szCs w:val="18"/>
+              </w:rPr>
+              <w:t xml:space="preserve">] PROGMEM = </w:t>
+            </w:r>
+            <w:proofErr w:type="gramStart"/>
+            <w:r>
+              <w:rPr>
+                <w:rFonts w:ascii="Consolas" w:eastAsia="Consolas" w:hAnsi="Consolas" w:cs="Consolas"/>
+                <w:sz w:val="18"/>
+                <w:szCs w:val="18"/>
+              </w:rPr>
+              <w:t>{ NOTE</w:t>
+            </w:r>
+            <w:proofErr w:type="gramEnd"/>
+            <w:r>
+              <w:rPr>
+                <w:rFonts w:ascii="Consolas" w:eastAsia="Consolas" w:hAnsi="Consolas" w:cs="Consolas"/>
+                <w:sz w:val="18"/>
+                <w:szCs w:val="18"/>
+              </w:rPr>
+              <w:t xml:space="preserve">_E2, NOTE_E2, </w:t>
+            </w:r>
+            <w:proofErr w:type="gramStart"/>
+            <w:r>
+              <w:rPr>
+                <w:rFonts w:ascii="Consolas" w:eastAsia="Consolas" w:hAnsi="Consolas" w:cs="Consolas"/>
+                <w:sz w:val="18"/>
+                <w:szCs w:val="18"/>
+              </w:rPr>
+              <w:t>... }</w:t>
+            </w:r>
+            <w:proofErr w:type="gramEnd"/>
+            <w:r>
+              <w:rPr>
+                <w:rFonts w:ascii="Consolas" w:eastAsia="Consolas" w:hAnsi="Consolas" w:cs="Consolas"/>
+                <w:sz w:val="18"/>
+                <w:szCs w:val="18"/>
+              </w:rPr>
+              <w:t>;</w:t>
+            </w:r>
+          </w:p>
+          <w:p>
+            <w:r>
+              <w:rPr>
+                <w:rFonts w:ascii="Consolas" w:eastAsia="Consolas" w:hAnsi="Consolas" w:cs="Consolas"/>
+                <w:sz w:val="18"/>
+                <w:szCs w:val="18"/>
+              </w:rPr>
+              <w:t xml:space="preserve">byte nota = </w:t>
+            </w:r>
+            <w:proofErr w:type="spellStart"/>
+            <w:r>
+              <w:rPr>
+                <w:rFonts w:ascii="Consolas" w:eastAsia="Consolas" w:hAnsi="Consolas" w:cs="Consolas"/>
+                <w:sz w:val="18"/>
+                <w:szCs w:val="18"/>
+              </w:rPr>
+              <w:t>pgm_read_byte_</w:t>
+            </w:r>
+            <w:proofErr w:type="gramStart"/>
+            <w:r>
+              <w:rPr>
+                <w:rFonts w:ascii="Consolas" w:eastAsia="Consolas" w:hAnsi="Consolas" w:cs="Consolas"/>
+                <w:sz w:val="18"/>
+                <w:szCs w:val="18"/>
+              </w:rPr>
+              <w:t>near</w:t>
+            </w:r>
+            <w:proofErr w:type="spellEnd"/>
+            <w:r>
+              <w:rPr>
+                <w:rFonts w:ascii="Consolas" w:eastAsia="Consolas" w:hAnsi="Consolas" w:cs="Consolas"/>
+                <w:sz w:val="18"/>
+                <w:szCs w:val="18"/>
+              </w:rPr>
+              <w:t>(</w:t>
+            </w:r>
+            <w:proofErr w:type="spellStart"/>
+            <w:proofErr w:type="gramEnd"/>
+            <w:r>
+              <w:rPr>
+                <w:rFonts w:ascii="Consolas" w:eastAsia="Consolas" w:hAnsi="Consolas" w:cs="Consolas"/>
+                <w:sz w:val="18"/>
+                <w:szCs w:val="18"/>
+              </w:rPr>
+              <w:t>notasDoomAlarma</w:t>
+            </w:r>
+            <w:proofErr w:type="spellEnd"/>
+            <w:r>
+              <w:rPr>
+                <w:rFonts w:ascii="Consolas" w:eastAsia="Consolas" w:hAnsi="Consolas" w:cs="Consolas"/>
+                <w:sz w:val="18"/>
+                <w:szCs w:val="18"/>
+              </w:rPr>
+              <w:t xml:space="preserve"> + </w:t>
+            </w:r>
+            <w:proofErr w:type="spellStart"/>
+            <w:r>
+              <w:rPr>
+                <w:rFonts w:ascii="Consolas" w:eastAsia="Consolas" w:hAnsi="Consolas" w:cs="Consolas"/>
+                <w:sz w:val="18"/>
+                <w:szCs w:val="18"/>
+              </w:rPr>
+              <w:t>indiceMelodiaAlarma</w:t>
+            </w:r>
+            <w:proofErr w:type="spellEnd"/>
+            <w:r>
+              <w:rPr>
+                <w:rFonts w:ascii="Consolas" w:eastAsia="Consolas" w:hAnsi="Consolas" w:cs="Consolas"/>
+                <w:sz w:val="18"/>
+                <w:szCs w:val="18"/>
+              </w:rPr>
+              <w:t>);</w:t>
             </w:r>
           </w:p>
         </w:tc>
@@ -8207,7 +10494,21 @@
         <w:rPr>
           <w:color w:val="auto"/>
         </w:rPr>
-        <w:t>7. Melodía y antirrebote convertidos en tareas</w:t>
+        <w:t xml:space="preserve">7. Melodía y </w:t>
+      </w:r>
+      <w:proofErr w:type="spellStart"/>
+      <w:r>
+        <w:rPr>
+          <w:color w:val="auto"/>
+        </w:rPr>
+        <w:t>antirrebote</w:t>
+      </w:r>
+      <w:proofErr w:type="spellEnd"/>
+      <w:r>
+        <w:rPr>
+          <w:color w:val="auto"/>
+        </w:rPr>
+        <w:t xml:space="preserve"> convertidos en tareas</w:t>
       </w:r>
     </w:p>
     <w:p>
@@ -8216,7 +10517,60 @@
         <w:jc w:val="both"/>
       </w:pPr>
       <w:r>
-        <w:t>Qué se hizo: la reproducción de la melodía (taskMelodiaAlarma), el antirrebote del botón (taskBotonDebounce) y el refresco del LCD (taskLCDMonitoreo) se movieron a tareas AsyncTask dedicadas. Por qué: así el loop() queda más limpio y todo el temporizado vive en el mismo mecanismo no bloqueante, sin lógica de tiempo dispersa.</w:t>
+        <w:t>Qué se hizo: la reproducción de la melodía (</w:t>
+      </w:r>
+      <w:proofErr w:type="spellStart"/>
+      <w:r>
+        <w:t>taskMelodiaAlarma</w:t>
+      </w:r>
+      <w:proofErr w:type="spellEnd"/>
+      <w:r>
+        <w:t xml:space="preserve">), el </w:t>
+      </w:r>
+      <w:proofErr w:type="spellStart"/>
+      <w:r>
+        <w:t>antirrebote</w:t>
+      </w:r>
+      <w:proofErr w:type="spellEnd"/>
+      <w:r>
+        <w:t xml:space="preserve"> del botón (</w:t>
+      </w:r>
+      <w:proofErr w:type="spellStart"/>
+      <w:r>
+        <w:t>taskBotonDebounce</w:t>
+      </w:r>
+      <w:proofErr w:type="spellEnd"/>
+      <w:r>
+        <w:t>) y el refresco del LCD (</w:t>
+      </w:r>
+      <w:proofErr w:type="spellStart"/>
+      <w:r>
+        <w:t>taskLCDMonitoreo</w:t>
+      </w:r>
+      <w:proofErr w:type="spellEnd"/>
+      <w:r>
+        <w:t xml:space="preserve">) se movieron a tareas </w:t>
+      </w:r>
+      <w:proofErr w:type="spellStart"/>
+      <w:r>
+        <w:t>AsyncTask</w:t>
+      </w:r>
+      <w:proofErr w:type="spellEnd"/>
+      <w:r>
+        <w:t xml:space="preserve"> dedicadas. Por qué: así el </w:t>
+      </w:r>
+      <w:proofErr w:type="spellStart"/>
+      <w:proofErr w:type="gramStart"/>
+      <w:r>
+        <w:t>loop</w:t>
+      </w:r>
+      <w:proofErr w:type="spellEnd"/>
+      <w:r>
+        <w:t>(</w:t>
+      </w:r>
+      <w:proofErr w:type="gramEnd"/>
+      <w:r>
+        <w:t>) queda más limpio y todo el temporizado vive en el mismo mecanismo no bloqueante, sin lógica de tiempo dispersa.</w:t>
       </w:r>
     </w:p>
     <w:p>
@@ -8226,12 +10580,20 @@
           <w:color w:val="auto"/>
         </w:rPr>
       </w:pPr>
+      <w:proofErr w:type="gramStart"/>
       <w:r>
         <w:rPr>
           <w:color w:val="auto"/>
         </w:rPr>
         <w:lastRenderedPageBreak/>
-        <w:t>Link GitHub</w:t>
+        <w:t>Link</w:t>
+      </w:r>
+      <w:proofErr w:type="gramEnd"/>
+      <w:r>
+        <w:rPr>
+          <w:color w:val="auto"/>
+        </w:rPr>
+        <w:t xml:space="preserve"> GitHub</w:t>
       </w:r>
     </w:p>
     <w:p>
@@ -8257,7 +10619,7 @@
       </w:pPr>
     </w:p>
     <w:sectPr>
-      <w:footerReference w:type="default" r:id="rId14"/>
+      <w:footerReference w:type="default" r:id="rId15"/>
       <w:pgSz w:w="12240" w:h="15840"/>
       <w:pgMar w:top="1440" w:right="1440" w:bottom="1440" w:left="1440" w:header="708" w:footer="708" w:gutter="0"/>
       <w:cols w:space="720"/>
@@ -9018,6 +11380,7 @@
   <w:style w:type="character" w:default="1" w:styleId="Fuentedeprrafopredeter">
     <w:name w:val="Default Paragraph Font"/>
     <w:uiPriority w:val="1"/>
+    <w:semiHidden/>
     <w:unhideWhenUsed/>
   </w:style>
   <w:style w:type="table" w:default="1" w:styleId="Tablanormal">
